--- a/化学実験レポート/有機化学実験_B1.docx
+++ b/化学実験レポート/有機化学実験_B1.docx
@@ -148,7 +148,6 @@
           <w:p>
             <w:pPr>
               <w:rPr>
-                <w:rFonts w:hint="eastAsia"/>
                 <w:sz w:val="22"/>
               </w:rPr>
             </w:pPr>
@@ -591,6 +590,21 @@
           <w:sz w:val="22"/>
         </w:rPr>
       </w:pPr>
+      <w:r>
+        <w:rPr>
+          <w:rFonts w:hint="eastAsia"/>
+          <w:sz w:val="22"/>
+        </w:rPr>
+        <w:t>実験で必要な試薬である酸の取り扱いに気を付け、減圧蒸留という操作を体験する。</w:t>
+      </w:r>
+    </w:p>
+    <w:p>
+      <w:pPr>
+        <w:rPr>
+          <w:rFonts w:hint="eastAsia"/>
+          <w:sz w:val="22"/>
+        </w:rPr>
+      </w:pPr>
     </w:p>
     <w:p>
       <w:pPr>
@@ -628,7 +642,7 @@
     </w:p>
     <w:tbl>
       <w:tblPr>
-        <w:tblW w:w="9634" w:type="dxa"/>
+        <w:tblW w:w="8784" w:type="dxa"/>
         <w:tblLayout w:type="fixed"/>
         <w:tblLook w:val="0400" w:firstRow="0" w:lastRow="0" w:firstColumn="0" w:lastColumn="0" w:noHBand="0" w:noVBand="1"/>
       </w:tblPr>
@@ -641,7 +655,6 @@
         <w:gridCol w:w="709"/>
         <w:gridCol w:w="850"/>
         <w:gridCol w:w="851"/>
-        <w:gridCol w:w="850"/>
       </w:tblGrid>
       <w:tr>
         <w:trPr>
@@ -1001,37 +1014,10 @@
             </w:r>
           </w:p>
         </w:tc>
-        <w:tc>
-          <w:tcPr>
-            <w:tcW w:w="850" w:type="dxa"/>
-            <w:tcBorders>
-              <w:top w:val="single" w:sz="4" w:space="0" w:color="000000"/>
-              <w:left w:val="single" w:sz="4" w:space="0" w:color="000000"/>
-              <w:bottom w:val="single" w:sz="4" w:space="0" w:color="000000"/>
-              <w:right w:val="single" w:sz="4" w:space="0" w:color="000000"/>
-            </w:tcBorders>
-            <w:hideMark/>
-          </w:tcPr>
-          <w:p>
-            <w:pPr>
-              <w:rPr>
-                <w:sz w:val="22"/>
-                <w:lang w:val="en"/>
-              </w:rPr>
-            </w:pPr>
-            <w:r>
-              <w:rPr>
-                <w:sz w:val="22"/>
-                <w:lang w:val="en"/>
-              </w:rPr>
-              <w:t>pKa</w:t>
-            </w:r>
-          </w:p>
-        </w:tc>
       </w:tr>
       <w:tr>
         <w:trPr>
-          <w:trHeight w:val="795"/>
+          <w:trHeight w:val="56"/>
         </w:trPr>
         <w:tc>
           <w:tcPr>
@@ -1056,6 +1042,14 @@
                 <w:lang w:val="en"/>
               </w:rPr>
             </w:pPr>
+            <w:r>
+              <w:rPr>
+                <w:rFonts w:hint="eastAsia"/>
+                <w:sz w:val="22"/>
+                <w:lang w:val="en"/>
+              </w:rPr>
+              <w:t>アニリン</w:t>
+            </w:r>
           </w:p>
         </w:tc>
         <w:tc>
@@ -1077,10 +1071,19 @@
           <w:p>
             <w:pPr>
               <w:rPr>
-                <w:sz w:val="22"/>
-                <w:lang w:val="en"/>
-              </w:rPr>
-            </w:pPr>
+                <w:rFonts w:hint="eastAsia"/>
+                <w:sz w:val="22"/>
+                <w:lang w:val="en"/>
+              </w:rPr>
+            </w:pPr>
+            <w:r>
+              <w:rPr>
+                <w:rFonts w:hint="eastAsia"/>
+                <w:sz w:val="22"/>
+                <w:lang w:val="en"/>
+              </w:rPr>
+              <w:t>93.13</w:t>
+            </w:r>
           </w:p>
         </w:tc>
         <w:tc>
@@ -1102,10 +1105,19 @@
           <w:p>
             <w:pPr>
               <w:rPr>
-                <w:sz w:val="22"/>
-                <w:lang w:val="en"/>
-              </w:rPr>
-            </w:pPr>
+                <w:rFonts w:hint="eastAsia"/>
+                <w:sz w:val="22"/>
+                <w:lang w:val="en"/>
+              </w:rPr>
+            </w:pPr>
+            <w:r>
+              <w:rPr>
+                <w:rFonts w:hint="eastAsia"/>
+                <w:sz w:val="22"/>
+                <w:lang w:val="en"/>
+              </w:rPr>
+              <w:t>1.03</w:t>
+            </w:r>
           </w:p>
         </w:tc>
         <w:tc>
@@ -1202,10 +1214,19 @@
           <w:p>
             <w:pPr>
               <w:rPr>
-                <w:sz w:val="22"/>
-                <w:lang w:val="en"/>
-              </w:rPr>
-            </w:pPr>
+                <w:rFonts w:hint="eastAsia"/>
+                <w:sz w:val="22"/>
+                <w:lang w:val="en"/>
+              </w:rPr>
+            </w:pPr>
+            <w:r>
+              <w:rPr>
+                <w:rFonts w:hint="eastAsia"/>
+                <w:sz w:val="22"/>
+                <w:lang w:val="en"/>
+              </w:rPr>
+              <w:t>-6.0</w:t>
+            </w:r>
           </w:p>
         </w:tc>
         <w:tc>
@@ -1227,6 +1248,197 @@
           <w:p>
             <w:pPr>
               <w:rPr>
+                <w:rFonts w:hint="eastAsia"/>
+                <w:sz w:val="22"/>
+                <w:lang w:val="en"/>
+              </w:rPr>
+            </w:pPr>
+            <w:r>
+              <w:rPr>
+                <w:rFonts w:hint="eastAsia"/>
+                <w:sz w:val="22"/>
+                <w:lang w:val="en"/>
+              </w:rPr>
+              <w:t>184</w:t>
+            </w:r>
+          </w:p>
+        </w:tc>
+      </w:tr>
+      <w:tr>
+        <w:trPr>
+          <w:trHeight w:val="56"/>
+        </w:trPr>
+        <w:tc>
+          <w:tcPr>
+            <w:tcW w:w="1905" w:type="dxa"/>
+            <w:tcBorders>
+              <w:top w:val="single" w:sz="4" w:space="0" w:color="000000"/>
+              <w:left w:val="single" w:sz="4" w:space="0" w:color="000000"/>
+              <w:bottom w:val="single" w:sz="4" w:space="0" w:color="000000"/>
+              <w:right w:val="single" w:sz="4" w:space="0" w:color="000000"/>
+            </w:tcBorders>
+            <w:tcMar>
+              <w:top w:w="0" w:type="dxa"/>
+              <w:left w:w="100" w:type="dxa"/>
+              <w:bottom w:w="0" w:type="dxa"/>
+              <w:right w:w="100" w:type="dxa"/>
+            </w:tcMar>
+          </w:tcPr>
+          <w:p>
+            <w:pPr>
+              <w:rPr>
+                <w:rFonts w:hint="eastAsia"/>
+                <w:sz w:val="22"/>
+                <w:lang w:val="en"/>
+              </w:rPr>
+            </w:pPr>
+            <w:r>
+              <w:rPr>
+                <w:rFonts w:hint="eastAsia"/>
+                <w:sz w:val="22"/>
+                <w:lang w:val="en"/>
+              </w:rPr>
+              <w:t>無水酢酸</w:t>
+            </w:r>
+          </w:p>
+        </w:tc>
+        <w:tc>
+          <w:tcPr>
+            <w:tcW w:w="1067" w:type="dxa"/>
+            <w:tcBorders>
+              <w:top w:val="single" w:sz="4" w:space="0" w:color="000000"/>
+              <w:left w:val="single" w:sz="4" w:space="0" w:color="000000"/>
+              <w:bottom w:val="single" w:sz="4" w:space="0" w:color="000000"/>
+              <w:right w:val="single" w:sz="4" w:space="0" w:color="000000"/>
+            </w:tcBorders>
+            <w:tcMar>
+              <w:top w:w="0" w:type="dxa"/>
+              <w:left w:w="100" w:type="dxa"/>
+              <w:bottom w:w="0" w:type="dxa"/>
+              <w:right w:w="100" w:type="dxa"/>
+            </w:tcMar>
+          </w:tcPr>
+          <w:p>
+            <w:pPr>
+              <w:rPr>
+                <w:rFonts w:hint="eastAsia"/>
+                <w:sz w:val="22"/>
+                <w:lang w:val="en"/>
+              </w:rPr>
+            </w:pPr>
+            <w:r>
+              <w:rPr>
+                <w:rFonts w:hint="eastAsia"/>
+                <w:sz w:val="22"/>
+                <w:lang w:val="en"/>
+              </w:rPr>
+              <w:t>102.09</w:t>
+            </w:r>
+          </w:p>
+        </w:tc>
+        <w:tc>
+          <w:tcPr>
+            <w:tcW w:w="992" w:type="dxa"/>
+            <w:tcBorders>
+              <w:top w:val="single" w:sz="4" w:space="0" w:color="000000"/>
+              <w:left w:val="single" w:sz="4" w:space="0" w:color="000000"/>
+              <w:bottom w:val="single" w:sz="4" w:space="0" w:color="000000"/>
+              <w:right w:val="single" w:sz="4" w:space="0" w:color="000000"/>
+            </w:tcBorders>
+            <w:tcMar>
+              <w:top w:w="0" w:type="dxa"/>
+              <w:left w:w="100" w:type="dxa"/>
+              <w:bottom w:w="0" w:type="dxa"/>
+              <w:right w:w="100" w:type="dxa"/>
+            </w:tcMar>
+          </w:tcPr>
+          <w:p>
+            <w:pPr>
+              <w:rPr>
+                <w:rFonts w:hint="eastAsia"/>
+                <w:sz w:val="22"/>
+                <w:lang w:val="en"/>
+              </w:rPr>
+            </w:pPr>
+            <w:r>
+              <w:rPr>
+                <w:rFonts w:hint="eastAsia"/>
+                <w:sz w:val="22"/>
+                <w:lang w:val="en"/>
+              </w:rPr>
+              <w:t>1.085</w:t>
+            </w:r>
+          </w:p>
+        </w:tc>
+        <w:tc>
+          <w:tcPr>
+            <w:tcW w:w="1418" w:type="dxa"/>
+            <w:tcBorders>
+              <w:top w:val="single" w:sz="4" w:space="0" w:color="000000"/>
+              <w:left w:val="single" w:sz="4" w:space="0" w:color="000000"/>
+              <w:bottom w:val="single" w:sz="4" w:space="0" w:color="000000"/>
+              <w:right w:val="single" w:sz="4" w:space="0" w:color="000000"/>
+            </w:tcBorders>
+            <w:tcMar>
+              <w:top w:w="0" w:type="dxa"/>
+              <w:left w:w="100" w:type="dxa"/>
+              <w:bottom w:w="0" w:type="dxa"/>
+              <w:right w:w="100" w:type="dxa"/>
+            </w:tcMar>
+          </w:tcPr>
+          <w:p>
+            <w:pPr>
+              <w:rPr>
+                <w:sz w:val="22"/>
+                <w:lang w:val="en"/>
+              </w:rPr>
+            </w:pPr>
+          </w:p>
+        </w:tc>
+        <w:tc>
+          <w:tcPr>
+            <w:tcW w:w="992" w:type="dxa"/>
+            <w:tcBorders>
+              <w:top w:val="single" w:sz="4" w:space="0" w:color="000000"/>
+              <w:left w:val="single" w:sz="4" w:space="0" w:color="000000"/>
+              <w:bottom w:val="single" w:sz="4" w:space="0" w:color="000000"/>
+              <w:right w:val="single" w:sz="4" w:space="0" w:color="000000"/>
+            </w:tcBorders>
+            <w:tcMar>
+              <w:top w:w="0" w:type="dxa"/>
+              <w:left w:w="100" w:type="dxa"/>
+              <w:bottom w:w="0" w:type="dxa"/>
+              <w:right w:w="100" w:type="dxa"/>
+            </w:tcMar>
+          </w:tcPr>
+          <w:p>
+            <w:pPr>
+              <w:rPr>
+                <w:sz w:val="22"/>
+                <w:lang w:val="en"/>
+              </w:rPr>
+            </w:pPr>
+          </w:p>
+        </w:tc>
+        <w:tc>
+          <w:tcPr>
+            <w:tcW w:w="709" w:type="dxa"/>
+            <w:tcBorders>
+              <w:top w:val="single" w:sz="4" w:space="0" w:color="000000"/>
+              <w:left w:val="single" w:sz="4" w:space="0" w:color="000000"/>
+              <w:bottom w:val="single" w:sz="4" w:space="0" w:color="000000"/>
+              <w:right w:val="single" w:sz="4" w:space="0" w:color="000000"/>
+            </w:tcBorders>
+            <w:tcMar>
+              <w:top w:w="0" w:type="dxa"/>
+              <w:left w:w="100" w:type="dxa"/>
+              <w:bottom w:w="0" w:type="dxa"/>
+              <w:right w:w="100" w:type="dxa"/>
+            </w:tcMar>
+          </w:tcPr>
+          <w:p>
+            <w:pPr>
+              <w:rPr>
                 <w:sz w:val="22"/>
                 <w:lang w:val="en"/>
               </w:rPr>
@@ -1242,14 +1454,1339 @@
               <w:bottom w:val="single" w:sz="4" w:space="0" w:color="000000"/>
               <w:right w:val="single" w:sz="4" w:space="0" w:color="000000"/>
             </w:tcBorders>
-          </w:tcPr>
-          <w:p>
-            <w:pPr>
-              <w:rPr>
-                <w:sz w:val="22"/>
-                <w:lang w:val="en"/>
-              </w:rPr>
-            </w:pPr>
+            <w:tcMar>
+              <w:top w:w="0" w:type="dxa"/>
+              <w:left w:w="100" w:type="dxa"/>
+              <w:bottom w:w="0" w:type="dxa"/>
+              <w:right w:w="100" w:type="dxa"/>
+            </w:tcMar>
+          </w:tcPr>
+          <w:p>
+            <w:pPr>
+              <w:rPr>
+                <w:rFonts w:hint="eastAsia"/>
+                <w:sz w:val="22"/>
+                <w:lang w:val="en"/>
+              </w:rPr>
+            </w:pPr>
+            <w:r>
+              <w:rPr>
+                <w:rFonts w:hint="eastAsia"/>
+                <w:sz w:val="22"/>
+                <w:lang w:val="en"/>
+              </w:rPr>
+              <w:t>-73</w:t>
+            </w:r>
+          </w:p>
+        </w:tc>
+        <w:tc>
+          <w:tcPr>
+            <w:tcW w:w="851" w:type="dxa"/>
+            <w:tcBorders>
+              <w:top w:val="single" w:sz="4" w:space="0" w:color="000000"/>
+              <w:left w:val="single" w:sz="4" w:space="0" w:color="000000"/>
+              <w:bottom w:val="single" w:sz="4" w:space="0" w:color="000000"/>
+              <w:right w:val="single" w:sz="4" w:space="0" w:color="000000"/>
+            </w:tcBorders>
+            <w:tcMar>
+              <w:top w:w="0" w:type="dxa"/>
+              <w:left w:w="100" w:type="dxa"/>
+              <w:bottom w:w="0" w:type="dxa"/>
+              <w:right w:w="100" w:type="dxa"/>
+            </w:tcMar>
+          </w:tcPr>
+          <w:p>
+            <w:pPr>
+              <w:rPr>
+                <w:rFonts w:hint="eastAsia"/>
+                <w:sz w:val="22"/>
+                <w:lang w:val="en"/>
+              </w:rPr>
+            </w:pPr>
+            <w:r>
+              <w:rPr>
+                <w:rFonts w:hint="eastAsia"/>
+                <w:sz w:val="22"/>
+                <w:lang w:val="en"/>
+              </w:rPr>
+              <w:t>139.5</w:t>
+            </w:r>
+          </w:p>
+        </w:tc>
+      </w:tr>
+      <w:tr>
+        <w:trPr>
+          <w:trHeight w:val="56"/>
+        </w:trPr>
+        <w:tc>
+          <w:tcPr>
+            <w:tcW w:w="1905" w:type="dxa"/>
+            <w:tcBorders>
+              <w:top w:val="single" w:sz="4" w:space="0" w:color="000000"/>
+              <w:left w:val="single" w:sz="4" w:space="0" w:color="000000"/>
+              <w:bottom w:val="single" w:sz="4" w:space="0" w:color="000000"/>
+              <w:right w:val="single" w:sz="4" w:space="0" w:color="000000"/>
+            </w:tcBorders>
+            <w:tcMar>
+              <w:top w:w="0" w:type="dxa"/>
+              <w:left w:w="100" w:type="dxa"/>
+              <w:bottom w:w="0" w:type="dxa"/>
+              <w:right w:w="100" w:type="dxa"/>
+            </w:tcMar>
+          </w:tcPr>
+          <w:p>
+            <w:pPr>
+              <w:rPr>
+                <w:rFonts w:hint="eastAsia"/>
+                <w:sz w:val="22"/>
+                <w:lang w:val="en"/>
+              </w:rPr>
+            </w:pPr>
+            <w:r>
+              <w:rPr>
+                <w:rFonts w:hint="eastAsia"/>
+                <w:sz w:val="22"/>
+                <w:lang w:val="en"/>
+              </w:rPr>
+              <w:t>硫酸</w:t>
+            </w:r>
+            <w:r>
+              <w:rPr>
+                <w:rFonts w:hint="eastAsia"/>
+                <w:sz w:val="22"/>
+                <w:lang w:val="en"/>
+              </w:rPr>
+              <w:t>/97%</w:t>
+            </w:r>
+          </w:p>
+        </w:tc>
+        <w:tc>
+          <w:tcPr>
+            <w:tcW w:w="1067" w:type="dxa"/>
+            <w:tcBorders>
+              <w:top w:val="single" w:sz="4" w:space="0" w:color="000000"/>
+              <w:left w:val="single" w:sz="4" w:space="0" w:color="000000"/>
+              <w:bottom w:val="single" w:sz="4" w:space="0" w:color="000000"/>
+              <w:right w:val="single" w:sz="4" w:space="0" w:color="000000"/>
+            </w:tcBorders>
+            <w:tcMar>
+              <w:top w:w="0" w:type="dxa"/>
+              <w:left w:w="100" w:type="dxa"/>
+              <w:bottom w:w="0" w:type="dxa"/>
+              <w:right w:w="100" w:type="dxa"/>
+            </w:tcMar>
+          </w:tcPr>
+          <w:p>
+            <w:pPr>
+              <w:rPr>
+                <w:rFonts w:hint="eastAsia"/>
+                <w:sz w:val="22"/>
+                <w:lang w:val="en"/>
+              </w:rPr>
+            </w:pPr>
+            <w:r>
+              <w:rPr>
+                <w:rFonts w:hint="eastAsia"/>
+                <w:sz w:val="22"/>
+                <w:lang w:val="en"/>
+              </w:rPr>
+              <w:t>98.08</w:t>
+            </w:r>
+          </w:p>
+        </w:tc>
+        <w:tc>
+          <w:tcPr>
+            <w:tcW w:w="992" w:type="dxa"/>
+            <w:tcBorders>
+              <w:top w:val="single" w:sz="4" w:space="0" w:color="000000"/>
+              <w:left w:val="single" w:sz="4" w:space="0" w:color="000000"/>
+              <w:bottom w:val="single" w:sz="4" w:space="0" w:color="000000"/>
+              <w:right w:val="single" w:sz="4" w:space="0" w:color="000000"/>
+            </w:tcBorders>
+            <w:tcMar>
+              <w:top w:w="0" w:type="dxa"/>
+              <w:left w:w="100" w:type="dxa"/>
+              <w:bottom w:w="0" w:type="dxa"/>
+              <w:right w:w="100" w:type="dxa"/>
+            </w:tcMar>
+          </w:tcPr>
+          <w:p>
+            <w:pPr>
+              <w:rPr>
+                <w:rFonts w:hint="eastAsia"/>
+                <w:sz w:val="22"/>
+                <w:lang w:val="en"/>
+              </w:rPr>
+            </w:pPr>
+            <w:r>
+              <w:rPr>
+                <w:rFonts w:hint="eastAsia"/>
+                <w:sz w:val="22"/>
+                <w:lang w:val="en"/>
+              </w:rPr>
+              <w:t>1.84</w:t>
+            </w:r>
+          </w:p>
+        </w:tc>
+        <w:tc>
+          <w:tcPr>
+            <w:tcW w:w="1418" w:type="dxa"/>
+            <w:tcBorders>
+              <w:top w:val="single" w:sz="4" w:space="0" w:color="000000"/>
+              <w:left w:val="single" w:sz="4" w:space="0" w:color="000000"/>
+              <w:bottom w:val="single" w:sz="4" w:space="0" w:color="000000"/>
+              <w:right w:val="single" w:sz="4" w:space="0" w:color="000000"/>
+            </w:tcBorders>
+            <w:tcMar>
+              <w:top w:w="0" w:type="dxa"/>
+              <w:left w:w="100" w:type="dxa"/>
+              <w:bottom w:w="0" w:type="dxa"/>
+              <w:right w:w="100" w:type="dxa"/>
+            </w:tcMar>
+          </w:tcPr>
+          <w:p>
+            <w:pPr>
+              <w:rPr>
+                <w:sz w:val="22"/>
+                <w:lang w:val="en"/>
+              </w:rPr>
+            </w:pPr>
+          </w:p>
+        </w:tc>
+        <w:tc>
+          <w:tcPr>
+            <w:tcW w:w="992" w:type="dxa"/>
+            <w:tcBorders>
+              <w:top w:val="single" w:sz="4" w:space="0" w:color="000000"/>
+              <w:left w:val="single" w:sz="4" w:space="0" w:color="000000"/>
+              <w:bottom w:val="single" w:sz="4" w:space="0" w:color="000000"/>
+              <w:right w:val="single" w:sz="4" w:space="0" w:color="000000"/>
+            </w:tcBorders>
+            <w:tcMar>
+              <w:top w:w="0" w:type="dxa"/>
+              <w:left w:w="100" w:type="dxa"/>
+              <w:bottom w:w="0" w:type="dxa"/>
+              <w:right w:w="100" w:type="dxa"/>
+            </w:tcMar>
+          </w:tcPr>
+          <w:p>
+            <w:pPr>
+              <w:rPr>
+                <w:sz w:val="22"/>
+                <w:lang w:val="en"/>
+              </w:rPr>
+            </w:pPr>
+          </w:p>
+        </w:tc>
+        <w:tc>
+          <w:tcPr>
+            <w:tcW w:w="709" w:type="dxa"/>
+            <w:tcBorders>
+              <w:top w:val="single" w:sz="4" w:space="0" w:color="000000"/>
+              <w:left w:val="single" w:sz="4" w:space="0" w:color="000000"/>
+              <w:bottom w:val="single" w:sz="4" w:space="0" w:color="000000"/>
+              <w:right w:val="single" w:sz="4" w:space="0" w:color="000000"/>
+            </w:tcBorders>
+            <w:tcMar>
+              <w:top w:w="0" w:type="dxa"/>
+              <w:left w:w="100" w:type="dxa"/>
+              <w:bottom w:w="0" w:type="dxa"/>
+              <w:right w:w="100" w:type="dxa"/>
+            </w:tcMar>
+          </w:tcPr>
+          <w:p>
+            <w:pPr>
+              <w:rPr>
+                <w:sz w:val="22"/>
+                <w:lang w:val="en"/>
+              </w:rPr>
+            </w:pPr>
+          </w:p>
+        </w:tc>
+        <w:tc>
+          <w:tcPr>
+            <w:tcW w:w="850" w:type="dxa"/>
+            <w:tcBorders>
+              <w:top w:val="single" w:sz="4" w:space="0" w:color="000000"/>
+              <w:left w:val="single" w:sz="4" w:space="0" w:color="000000"/>
+              <w:bottom w:val="single" w:sz="4" w:space="0" w:color="000000"/>
+              <w:right w:val="single" w:sz="4" w:space="0" w:color="000000"/>
+            </w:tcBorders>
+            <w:tcMar>
+              <w:top w:w="0" w:type="dxa"/>
+              <w:left w:w="100" w:type="dxa"/>
+              <w:bottom w:w="0" w:type="dxa"/>
+              <w:right w:w="100" w:type="dxa"/>
+            </w:tcMar>
+          </w:tcPr>
+          <w:p>
+            <w:pPr>
+              <w:rPr>
+                <w:rFonts w:hint="eastAsia"/>
+                <w:sz w:val="22"/>
+                <w:lang w:val="en"/>
+              </w:rPr>
+            </w:pPr>
+            <w:r>
+              <w:rPr>
+                <w:rFonts w:hint="eastAsia"/>
+                <w:sz w:val="22"/>
+                <w:lang w:val="en"/>
+              </w:rPr>
+              <w:t>10.31</w:t>
+            </w:r>
+          </w:p>
+        </w:tc>
+        <w:tc>
+          <w:tcPr>
+            <w:tcW w:w="851" w:type="dxa"/>
+            <w:tcBorders>
+              <w:top w:val="single" w:sz="4" w:space="0" w:color="000000"/>
+              <w:left w:val="single" w:sz="4" w:space="0" w:color="000000"/>
+              <w:bottom w:val="single" w:sz="4" w:space="0" w:color="000000"/>
+              <w:right w:val="single" w:sz="4" w:space="0" w:color="000000"/>
+            </w:tcBorders>
+            <w:tcMar>
+              <w:top w:w="0" w:type="dxa"/>
+              <w:left w:w="100" w:type="dxa"/>
+              <w:bottom w:w="0" w:type="dxa"/>
+              <w:right w:w="100" w:type="dxa"/>
+            </w:tcMar>
+          </w:tcPr>
+          <w:p>
+            <w:pPr>
+              <w:rPr>
+                <w:sz w:val="22"/>
+                <w:lang w:val="en"/>
+              </w:rPr>
+            </w:pPr>
+            <w:r>
+              <w:rPr>
+                <w:rFonts w:hint="eastAsia"/>
+                <w:sz w:val="22"/>
+                <w:lang w:val="en"/>
+              </w:rPr>
+              <w:t>-</w:t>
+            </w:r>
+          </w:p>
+        </w:tc>
+      </w:tr>
+      <w:tr>
+        <w:trPr>
+          <w:trHeight w:val="56"/>
+        </w:trPr>
+        <w:tc>
+          <w:tcPr>
+            <w:tcW w:w="1905" w:type="dxa"/>
+            <w:tcBorders>
+              <w:top w:val="single" w:sz="4" w:space="0" w:color="000000"/>
+              <w:left w:val="single" w:sz="4" w:space="0" w:color="000000"/>
+              <w:bottom w:val="single" w:sz="4" w:space="0" w:color="000000"/>
+              <w:right w:val="single" w:sz="4" w:space="0" w:color="000000"/>
+            </w:tcBorders>
+            <w:tcMar>
+              <w:top w:w="0" w:type="dxa"/>
+              <w:left w:w="100" w:type="dxa"/>
+              <w:bottom w:w="0" w:type="dxa"/>
+              <w:right w:w="100" w:type="dxa"/>
+            </w:tcMar>
+          </w:tcPr>
+          <w:p>
+            <w:pPr>
+              <w:rPr>
+                <w:rFonts w:hint="eastAsia"/>
+                <w:sz w:val="22"/>
+                <w:lang w:val="en"/>
+              </w:rPr>
+            </w:pPr>
+            <w:r>
+              <w:rPr>
+                <w:rFonts w:hint="eastAsia"/>
+                <w:sz w:val="22"/>
+                <w:lang w:val="en"/>
+              </w:rPr>
+              <w:t>硝酸</w:t>
+            </w:r>
+            <w:r>
+              <w:rPr>
+                <w:rFonts w:hint="eastAsia"/>
+                <w:sz w:val="22"/>
+                <w:lang w:val="en"/>
+              </w:rPr>
+              <w:t>/62%</w:t>
+            </w:r>
+          </w:p>
+        </w:tc>
+        <w:tc>
+          <w:tcPr>
+            <w:tcW w:w="1067" w:type="dxa"/>
+            <w:tcBorders>
+              <w:top w:val="single" w:sz="4" w:space="0" w:color="000000"/>
+              <w:left w:val="single" w:sz="4" w:space="0" w:color="000000"/>
+              <w:bottom w:val="single" w:sz="4" w:space="0" w:color="000000"/>
+              <w:right w:val="single" w:sz="4" w:space="0" w:color="000000"/>
+            </w:tcBorders>
+            <w:tcMar>
+              <w:top w:w="0" w:type="dxa"/>
+              <w:left w:w="100" w:type="dxa"/>
+              <w:bottom w:w="0" w:type="dxa"/>
+              <w:right w:w="100" w:type="dxa"/>
+            </w:tcMar>
+          </w:tcPr>
+          <w:p>
+            <w:pPr>
+              <w:rPr>
+                <w:rFonts w:hint="eastAsia"/>
+                <w:sz w:val="22"/>
+                <w:lang w:val="en"/>
+              </w:rPr>
+            </w:pPr>
+            <w:r>
+              <w:rPr>
+                <w:rFonts w:hint="eastAsia"/>
+                <w:sz w:val="22"/>
+                <w:lang w:val="en"/>
+              </w:rPr>
+              <w:t>63.01</w:t>
+            </w:r>
+          </w:p>
+        </w:tc>
+        <w:tc>
+          <w:tcPr>
+            <w:tcW w:w="992" w:type="dxa"/>
+            <w:tcBorders>
+              <w:top w:val="single" w:sz="4" w:space="0" w:color="000000"/>
+              <w:left w:val="single" w:sz="4" w:space="0" w:color="000000"/>
+              <w:bottom w:val="single" w:sz="4" w:space="0" w:color="000000"/>
+              <w:right w:val="single" w:sz="4" w:space="0" w:color="000000"/>
+            </w:tcBorders>
+            <w:tcMar>
+              <w:top w:w="0" w:type="dxa"/>
+              <w:left w:w="100" w:type="dxa"/>
+              <w:bottom w:w="0" w:type="dxa"/>
+              <w:right w:w="100" w:type="dxa"/>
+            </w:tcMar>
+          </w:tcPr>
+          <w:p>
+            <w:pPr>
+              <w:rPr>
+                <w:rFonts w:hint="eastAsia"/>
+                <w:sz w:val="22"/>
+                <w:lang w:val="en"/>
+              </w:rPr>
+            </w:pPr>
+            <w:r>
+              <w:rPr>
+                <w:rFonts w:hint="eastAsia"/>
+                <w:sz w:val="22"/>
+                <w:lang w:val="en"/>
+              </w:rPr>
+              <w:t>1.38</w:t>
+            </w:r>
+          </w:p>
+        </w:tc>
+        <w:tc>
+          <w:tcPr>
+            <w:tcW w:w="1418" w:type="dxa"/>
+            <w:tcBorders>
+              <w:top w:val="single" w:sz="4" w:space="0" w:color="000000"/>
+              <w:left w:val="single" w:sz="4" w:space="0" w:color="000000"/>
+              <w:bottom w:val="single" w:sz="4" w:space="0" w:color="000000"/>
+              <w:right w:val="single" w:sz="4" w:space="0" w:color="000000"/>
+            </w:tcBorders>
+            <w:tcMar>
+              <w:top w:w="0" w:type="dxa"/>
+              <w:left w:w="100" w:type="dxa"/>
+              <w:bottom w:w="0" w:type="dxa"/>
+              <w:right w:w="100" w:type="dxa"/>
+            </w:tcMar>
+          </w:tcPr>
+          <w:p>
+            <w:pPr>
+              <w:rPr>
+                <w:sz w:val="22"/>
+                <w:lang w:val="en"/>
+              </w:rPr>
+            </w:pPr>
+          </w:p>
+        </w:tc>
+        <w:tc>
+          <w:tcPr>
+            <w:tcW w:w="992" w:type="dxa"/>
+            <w:tcBorders>
+              <w:top w:val="single" w:sz="4" w:space="0" w:color="000000"/>
+              <w:left w:val="single" w:sz="4" w:space="0" w:color="000000"/>
+              <w:bottom w:val="single" w:sz="4" w:space="0" w:color="000000"/>
+              <w:right w:val="single" w:sz="4" w:space="0" w:color="000000"/>
+            </w:tcBorders>
+            <w:tcMar>
+              <w:top w:w="0" w:type="dxa"/>
+              <w:left w:w="100" w:type="dxa"/>
+              <w:bottom w:w="0" w:type="dxa"/>
+              <w:right w:w="100" w:type="dxa"/>
+            </w:tcMar>
+          </w:tcPr>
+          <w:p>
+            <w:pPr>
+              <w:rPr>
+                <w:sz w:val="22"/>
+                <w:lang w:val="en"/>
+              </w:rPr>
+            </w:pPr>
+          </w:p>
+        </w:tc>
+        <w:tc>
+          <w:tcPr>
+            <w:tcW w:w="709" w:type="dxa"/>
+            <w:tcBorders>
+              <w:top w:val="single" w:sz="4" w:space="0" w:color="000000"/>
+              <w:left w:val="single" w:sz="4" w:space="0" w:color="000000"/>
+              <w:bottom w:val="single" w:sz="4" w:space="0" w:color="000000"/>
+              <w:right w:val="single" w:sz="4" w:space="0" w:color="000000"/>
+            </w:tcBorders>
+            <w:tcMar>
+              <w:top w:w="0" w:type="dxa"/>
+              <w:left w:w="100" w:type="dxa"/>
+              <w:bottom w:w="0" w:type="dxa"/>
+              <w:right w:w="100" w:type="dxa"/>
+            </w:tcMar>
+          </w:tcPr>
+          <w:p>
+            <w:pPr>
+              <w:rPr>
+                <w:sz w:val="22"/>
+                <w:lang w:val="en"/>
+              </w:rPr>
+            </w:pPr>
+          </w:p>
+        </w:tc>
+        <w:tc>
+          <w:tcPr>
+            <w:tcW w:w="850" w:type="dxa"/>
+            <w:tcBorders>
+              <w:top w:val="single" w:sz="4" w:space="0" w:color="000000"/>
+              <w:left w:val="single" w:sz="4" w:space="0" w:color="000000"/>
+              <w:bottom w:val="single" w:sz="4" w:space="0" w:color="000000"/>
+              <w:right w:val="single" w:sz="4" w:space="0" w:color="000000"/>
+            </w:tcBorders>
+            <w:tcMar>
+              <w:top w:w="0" w:type="dxa"/>
+              <w:left w:w="100" w:type="dxa"/>
+              <w:bottom w:w="0" w:type="dxa"/>
+              <w:right w:w="100" w:type="dxa"/>
+            </w:tcMar>
+          </w:tcPr>
+          <w:p>
+            <w:pPr>
+              <w:rPr>
+                <w:rFonts w:hint="eastAsia"/>
+                <w:sz w:val="22"/>
+                <w:lang w:val="en"/>
+              </w:rPr>
+            </w:pPr>
+            <w:r>
+              <w:rPr>
+                <w:rFonts w:hint="eastAsia"/>
+                <w:sz w:val="22"/>
+                <w:lang w:val="en"/>
+              </w:rPr>
+              <w:t>-41.6</w:t>
+            </w:r>
+          </w:p>
+        </w:tc>
+        <w:tc>
+          <w:tcPr>
+            <w:tcW w:w="851" w:type="dxa"/>
+            <w:tcBorders>
+              <w:top w:val="single" w:sz="4" w:space="0" w:color="000000"/>
+              <w:left w:val="single" w:sz="4" w:space="0" w:color="000000"/>
+              <w:bottom w:val="single" w:sz="4" w:space="0" w:color="000000"/>
+              <w:right w:val="single" w:sz="4" w:space="0" w:color="000000"/>
+            </w:tcBorders>
+            <w:tcMar>
+              <w:top w:w="0" w:type="dxa"/>
+              <w:left w:w="100" w:type="dxa"/>
+              <w:bottom w:w="0" w:type="dxa"/>
+              <w:right w:w="100" w:type="dxa"/>
+            </w:tcMar>
+          </w:tcPr>
+          <w:p>
+            <w:pPr>
+              <w:rPr>
+                <w:rFonts w:hint="eastAsia"/>
+                <w:sz w:val="22"/>
+                <w:lang w:val="en"/>
+              </w:rPr>
+            </w:pPr>
+            <w:r>
+              <w:rPr>
+                <w:rFonts w:hint="eastAsia"/>
+                <w:sz w:val="22"/>
+                <w:lang w:val="en"/>
+              </w:rPr>
+              <w:t>83</w:t>
+            </w:r>
+          </w:p>
+        </w:tc>
+      </w:tr>
+      <w:tr>
+        <w:trPr>
+          <w:trHeight w:val="56"/>
+        </w:trPr>
+        <w:tc>
+          <w:tcPr>
+            <w:tcW w:w="1905" w:type="dxa"/>
+            <w:tcBorders>
+              <w:top w:val="single" w:sz="4" w:space="0" w:color="000000"/>
+              <w:left w:val="single" w:sz="4" w:space="0" w:color="000000"/>
+              <w:bottom w:val="single" w:sz="4" w:space="0" w:color="000000"/>
+              <w:right w:val="single" w:sz="4" w:space="0" w:color="000000"/>
+            </w:tcBorders>
+            <w:tcMar>
+              <w:top w:w="0" w:type="dxa"/>
+              <w:left w:w="100" w:type="dxa"/>
+              <w:bottom w:w="0" w:type="dxa"/>
+              <w:right w:w="100" w:type="dxa"/>
+            </w:tcMar>
+          </w:tcPr>
+          <w:p>
+            <w:pPr>
+              <w:rPr>
+                <w:rFonts w:hint="eastAsia"/>
+                <w:sz w:val="22"/>
+                <w:lang w:val="en"/>
+              </w:rPr>
+            </w:pPr>
+            <w:r>
+              <w:rPr>
+                <w:rFonts w:hint="eastAsia"/>
+                <w:sz w:val="22"/>
+                <w:lang w:val="en"/>
+              </w:rPr>
+              <w:t>アセトアニリド</w:t>
+            </w:r>
+          </w:p>
+        </w:tc>
+        <w:tc>
+          <w:tcPr>
+            <w:tcW w:w="1067" w:type="dxa"/>
+            <w:tcBorders>
+              <w:top w:val="single" w:sz="4" w:space="0" w:color="000000"/>
+              <w:left w:val="single" w:sz="4" w:space="0" w:color="000000"/>
+              <w:bottom w:val="single" w:sz="4" w:space="0" w:color="000000"/>
+              <w:right w:val="single" w:sz="4" w:space="0" w:color="000000"/>
+            </w:tcBorders>
+            <w:tcMar>
+              <w:top w:w="0" w:type="dxa"/>
+              <w:left w:w="100" w:type="dxa"/>
+              <w:bottom w:w="0" w:type="dxa"/>
+              <w:right w:w="100" w:type="dxa"/>
+            </w:tcMar>
+          </w:tcPr>
+          <w:p>
+            <w:pPr>
+              <w:rPr>
+                <w:rFonts w:hint="eastAsia"/>
+                <w:sz w:val="22"/>
+                <w:lang w:val="en"/>
+              </w:rPr>
+            </w:pPr>
+            <w:r>
+              <w:rPr>
+                <w:rFonts w:hint="eastAsia"/>
+                <w:sz w:val="22"/>
+                <w:lang w:val="en"/>
+              </w:rPr>
+              <w:t>135.16</w:t>
+            </w:r>
+          </w:p>
+        </w:tc>
+        <w:tc>
+          <w:tcPr>
+            <w:tcW w:w="992" w:type="dxa"/>
+            <w:tcBorders>
+              <w:top w:val="single" w:sz="4" w:space="0" w:color="000000"/>
+              <w:left w:val="single" w:sz="4" w:space="0" w:color="000000"/>
+              <w:bottom w:val="single" w:sz="4" w:space="0" w:color="000000"/>
+              <w:right w:val="single" w:sz="4" w:space="0" w:color="000000"/>
+            </w:tcBorders>
+            <w:tcMar>
+              <w:top w:w="0" w:type="dxa"/>
+              <w:left w:w="100" w:type="dxa"/>
+              <w:bottom w:w="0" w:type="dxa"/>
+              <w:right w:w="100" w:type="dxa"/>
+            </w:tcMar>
+          </w:tcPr>
+          <w:p>
+            <w:pPr>
+              <w:rPr>
+                <w:sz w:val="22"/>
+                <w:lang w:val="en"/>
+              </w:rPr>
+            </w:pPr>
+            <w:r>
+              <w:rPr>
+                <w:rFonts w:hint="eastAsia"/>
+                <w:sz w:val="22"/>
+                <w:lang w:val="en"/>
+              </w:rPr>
+              <w:t>-</w:t>
+            </w:r>
+          </w:p>
+        </w:tc>
+        <w:tc>
+          <w:tcPr>
+            <w:tcW w:w="1418" w:type="dxa"/>
+            <w:tcBorders>
+              <w:top w:val="single" w:sz="4" w:space="0" w:color="000000"/>
+              <w:left w:val="single" w:sz="4" w:space="0" w:color="000000"/>
+              <w:bottom w:val="single" w:sz="4" w:space="0" w:color="000000"/>
+              <w:right w:val="single" w:sz="4" w:space="0" w:color="000000"/>
+            </w:tcBorders>
+            <w:tcMar>
+              <w:top w:w="0" w:type="dxa"/>
+              <w:left w:w="100" w:type="dxa"/>
+              <w:bottom w:w="0" w:type="dxa"/>
+              <w:right w:w="100" w:type="dxa"/>
+            </w:tcMar>
+          </w:tcPr>
+          <w:p>
+            <w:pPr>
+              <w:rPr>
+                <w:sz w:val="22"/>
+                <w:lang w:val="en"/>
+              </w:rPr>
+            </w:pPr>
+          </w:p>
+        </w:tc>
+        <w:tc>
+          <w:tcPr>
+            <w:tcW w:w="992" w:type="dxa"/>
+            <w:tcBorders>
+              <w:top w:val="single" w:sz="4" w:space="0" w:color="000000"/>
+              <w:left w:val="single" w:sz="4" w:space="0" w:color="000000"/>
+              <w:bottom w:val="single" w:sz="4" w:space="0" w:color="000000"/>
+              <w:right w:val="single" w:sz="4" w:space="0" w:color="000000"/>
+            </w:tcBorders>
+            <w:tcMar>
+              <w:top w:w="0" w:type="dxa"/>
+              <w:left w:w="100" w:type="dxa"/>
+              <w:bottom w:w="0" w:type="dxa"/>
+              <w:right w:w="100" w:type="dxa"/>
+            </w:tcMar>
+          </w:tcPr>
+          <w:p>
+            <w:pPr>
+              <w:rPr>
+                <w:sz w:val="22"/>
+                <w:lang w:val="en"/>
+              </w:rPr>
+            </w:pPr>
+          </w:p>
+        </w:tc>
+        <w:tc>
+          <w:tcPr>
+            <w:tcW w:w="709" w:type="dxa"/>
+            <w:tcBorders>
+              <w:top w:val="single" w:sz="4" w:space="0" w:color="000000"/>
+              <w:left w:val="single" w:sz="4" w:space="0" w:color="000000"/>
+              <w:bottom w:val="single" w:sz="4" w:space="0" w:color="000000"/>
+              <w:right w:val="single" w:sz="4" w:space="0" w:color="000000"/>
+            </w:tcBorders>
+            <w:tcMar>
+              <w:top w:w="0" w:type="dxa"/>
+              <w:left w:w="100" w:type="dxa"/>
+              <w:bottom w:w="0" w:type="dxa"/>
+              <w:right w:w="100" w:type="dxa"/>
+            </w:tcMar>
+          </w:tcPr>
+          <w:p>
+            <w:pPr>
+              <w:rPr>
+                <w:sz w:val="22"/>
+                <w:lang w:val="en"/>
+              </w:rPr>
+            </w:pPr>
+          </w:p>
+        </w:tc>
+        <w:tc>
+          <w:tcPr>
+            <w:tcW w:w="850" w:type="dxa"/>
+            <w:tcBorders>
+              <w:top w:val="single" w:sz="4" w:space="0" w:color="000000"/>
+              <w:left w:val="single" w:sz="4" w:space="0" w:color="000000"/>
+              <w:bottom w:val="single" w:sz="4" w:space="0" w:color="000000"/>
+              <w:right w:val="single" w:sz="4" w:space="0" w:color="000000"/>
+            </w:tcBorders>
+            <w:tcMar>
+              <w:top w:w="0" w:type="dxa"/>
+              <w:left w:w="100" w:type="dxa"/>
+              <w:bottom w:w="0" w:type="dxa"/>
+              <w:right w:w="100" w:type="dxa"/>
+            </w:tcMar>
+          </w:tcPr>
+          <w:p>
+            <w:pPr>
+              <w:rPr>
+                <w:rFonts w:hint="eastAsia"/>
+                <w:sz w:val="22"/>
+                <w:lang w:val="en"/>
+              </w:rPr>
+            </w:pPr>
+            <w:r>
+              <w:rPr>
+                <w:rFonts w:hint="eastAsia"/>
+                <w:sz w:val="22"/>
+                <w:lang w:val="en"/>
+              </w:rPr>
+              <w:t>115</w:t>
+            </w:r>
+          </w:p>
+        </w:tc>
+        <w:tc>
+          <w:tcPr>
+            <w:tcW w:w="851" w:type="dxa"/>
+            <w:tcBorders>
+              <w:top w:val="single" w:sz="4" w:space="0" w:color="000000"/>
+              <w:left w:val="single" w:sz="4" w:space="0" w:color="000000"/>
+              <w:bottom w:val="single" w:sz="4" w:space="0" w:color="000000"/>
+              <w:right w:val="single" w:sz="4" w:space="0" w:color="000000"/>
+            </w:tcBorders>
+            <w:tcMar>
+              <w:top w:w="0" w:type="dxa"/>
+              <w:left w:w="100" w:type="dxa"/>
+              <w:bottom w:w="0" w:type="dxa"/>
+              <w:right w:w="100" w:type="dxa"/>
+            </w:tcMar>
+          </w:tcPr>
+          <w:p>
+            <w:pPr>
+              <w:rPr>
+                <w:rFonts w:hint="eastAsia"/>
+                <w:sz w:val="22"/>
+                <w:lang w:val="en"/>
+              </w:rPr>
+            </w:pPr>
+            <w:r>
+              <w:rPr>
+                <w:rFonts w:hint="eastAsia"/>
+                <w:sz w:val="22"/>
+                <w:lang w:val="en"/>
+              </w:rPr>
+              <w:t>304</w:t>
+            </w:r>
+          </w:p>
+        </w:tc>
+      </w:tr>
+      <w:tr>
+        <w:trPr>
+          <w:trHeight w:val="56"/>
+        </w:trPr>
+        <w:tc>
+          <w:tcPr>
+            <w:tcW w:w="1905" w:type="dxa"/>
+            <w:tcBorders>
+              <w:top w:val="single" w:sz="4" w:space="0" w:color="000000"/>
+              <w:left w:val="single" w:sz="4" w:space="0" w:color="000000"/>
+              <w:bottom w:val="single" w:sz="4" w:space="0" w:color="000000"/>
+              <w:right w:val="single" w:sz="4" w:space="0" w:color="000000"/>
+            </w:tcBorders>
+            <w:tcMar>
+              <w:top w:w="0" w:type="dxa"/>
+              <w:left w:w="100" w:type="dxa"/>
+              <w:bottom w:w="0" w:type="dxa"/>
+              <w:right w:w="100" w:type="dxa"/>
+            </w:tcMar>
+          </w:tcPr>
+          <w:p>
+            <w:pPr>
+              <w:rPr>
+                <w:rFonts w:hint="eastAsia"/>
+                <w:sz w:val="22"/>
+                <w:lang w:val="en"/>
+              </w:rPr>
+            </w:pPr>
+            <w:r>
+              <w:rPr>
+                <w:rFonts w:hint="eastAsia"/>
+                <w:sz w:val="22"/>
+                <w:lang w:val="en"/>
+              </w:rPr>
+              <w:t>o-</w:t>
+            </w:r>
+            <w:r>
+              <w:rPr>
+                <w:rFonts w:hint="eastAsia"/>
+                <w:sz w:val="22"/>
+                <w:lang w:val="en"/>
+              </w:rPr>
+              <w:t>ニトロアセトアニリド</w:t>
+            </w:r>
+          </w:p>
+        </w:tc>
+        <w:tc>
+          <w:tcPr>
+            <w:tcW w:w="1067" w:type="dxa"/>
+            <w:tcBorders>
+              <w:top w:val="single" w:sz="4" w:space="0" w:color="000000"/>
+              <w:left w:val="single" w:sz="4" w:space="0" w:color="000000"/>
+              <w:bottom w:val="single" w:sz="4" w:space="0" w:color="000000"/>
+              <w:right w:val="single" w:sz="4" w:space="0" w:color="000000"/>
+            </w:tcBorders>
+            <w:tcMar>
+              <w:top w:w="0" w:type="dxa"/>
+              <w:left w:w="100" w:type="dxa"/>
+              <w:bottom w:w="0" w:type="dxa"/>
+              <w:right w:w="100" w:type="dxa"/>
+            </w:tcMar>
+          </w:tcPr>
+          <w:p>
+            <w:pPr>
+              <w:rPr>
+                <w:rFonts w:hint="eastAsia"/>
+                <w:sz w:val="22"/>
+                <w:lang w:val="en"/>
+              </w:rPr>
+            </w:pPr>
+            <w:r>
+              <w:rPr>
+                <w:rFonts w:hint="eastAsia"/>
+                <w:sz w:val="22"/>
+                <w:lang w:val="en"/>
+              </w:rPr>
+              <w:t>180.16</w:t>
+            </w:r>
+          </w:p>
+        </w:tc>
+        <w:tc>
+          <w:tcPr>
+            <w:tcW w:w="992" w:type="dxa"/>
+            <w:tcBorders>
+              <w:top w:val="single" w:sz="4" w:space="0" w:color="000000"/>
+              <w:left w:val="single" w:sz="4" w:space="0" w:color="000000"/>
+              <w:bottom w:val="single" w:sz="4" w:space="0" w:color="000000"/>
+              <w:right w:val="single" w:sz="4" w:space="0" w:color="000000"/>
+            </w:tcBorders>
+            <w:tcMar>
+              <w:top w:w="0" w:type="dxa"/>
+              <w:left w:w="100" w:type="dxa"/>
+              <w:bottom w:w="0" w:type="dxa"/>
+              <w:right w:w="100" w:type="dxa"/>
+            </w:tcMar>
+          </w:tcPr>
+          <w:p>
+            <w:pPr>
+              <w:rPr>
+                <w:sz w:val="22"/>
+                <w:lang w:val="en"/>
+              </w:rPr>
+            </w:pPr>
+            <w:r>
+              <w:rPr>
+                <w:rFonts w:hint="eastAsia"/>
+                <w:sz w:val="22"/>
+                <w:lang w:val="en"/>
+              </w:rPr>
+              <w:t>-</w:t>
+            </w:r>
+          </w:p>
+        </w:tc>
+        <w:tc>
+          <w:tcPr>
+            <w:tcW w:w="1418" w:type="dxa"/>
+            <w:tcBorders>
+              <w:top w:val="single" w:sz="4" w:space="0" w:color="000000"/>
+              <w:left w:val="single" w:sz="4" w:space="0" w:color="000000"/>
+              <w:bottom w:val="single" w:sz="4" w:space="0" w:color="000000"/>
+              <w:right w:val="single" w:sz="4" w:space="0" w:color="000000"/>
+            </w:tcBorders>
+            <w:tcMar>
+              <w:top w:w="0" w:type="dxa"/>
+              <w:left w:w="100" w:type="dxa"/>
+              <w:bottom w:w="0" w:type="dxa"/>
+              <w:right w:w="100" w:type="dxa"/>
+            </w:tcMar>
+          </w:tcPr>
+          <w:p>
+            <w:pPr>
+              <w:rPr>
+                <w:sz w:val="22"/>
+                <w:lang w:val="en"/>
+              </w:rPr>
+            </w:pPr>
+          </w:p>
+        </w:tc>
+        <w:tc>
+          <w:tcPr>
+            <w:tcW w:w="992" w:type="dxa"/>
+            <w:tcBorders>
+              <w:top w:val="single" w:sz="4" w:space="0" w:color="000000"/>
+              <w:left w:val="single" w:sz="4" w:space="0" w:color="000000"/>
+              <w:bottom w:val="single" w:sz="4" w:space="0" w:color="000000"/>
+              <w:right w:val="single" w:sz="4" w:space="0" w:color="000000"/>
+            </w:tcBorders>
+            <w:tcMar>
+              <w:top w:w="0" w:type="dxa"/>
+              <w:left w:w="100" w:type="dxa"/>
+              <w:bottom w:w="0" w:type="dxa"/>
+              <w:right w:w="100" w:type="dxa"/>
+            </w:tcMar>
+          </w:tcPr>
+          <w:p>
+            <w:pPr>
+              <w:rPr>
+                <w:sz w:val="22"/>
+                <w:lang w:val="en"/>
+              </w:rPr>
+            </w:pPr>
+          </w:p>
+        </w:tc>
+        <w:tc>
+          <w:tcPr>
+            <w:tcW w:w="709" w:type="dxa"/>
+            <w:tcBorders>
+              <w:top w:val="single" w:sz="4" w:space="0" w:color="000000"/>
+              <w:left w:val="single" w:sz="4" w:space="0" w:color="000000"/>
+              <w:bottom w:val="single" w:sz="4" w:space="0" w:color="000000"/>
+              <w:right w:val="single" w:sz="4" w:space="0" w:color="000000"/>
+            </w:tcBorders>
+            <w:tcMar>
+              <w:top w:w="0" w:type="dxa"/>
+              <w:left w:w="100" w:type="dxa"/>
+              <w:bottom w:w="0" w:type="dxa"/>
+              <w:right w:w="100" w:type="dxa"/>
+            </w:tcMar>
+          </w:tcPr>
+          <w:p>
+            <w:pPr>
+              <w:rPr>
+                <w:sz w:val="22"/>
+                <w:lang w:val="en"/>
+              </w:rPr>
+            </w:pPr>
+          </w:p>
+        </w:tc>
+        <w:tc>
+          <w:tcPr>
+            <w:tcW w:w="850" w:type="dxa"/>
+            <w:tcBorders>
+              <w:top w:val="single" w:sz="4" w:space="0" w:color="000000"/>
+              <w:left w:val="single" w:sz="4" w:space="0" w:color="000000"/>
+              <w:bottom w:val="single" w:sz="4" w:space="0" w:color="000000"/>
+              <w:right w:val="single" w:sz="4" w:space="0" w:color="000000"/>
+            </w:tcBorders>
+            <w:tcMar>
+              <w:top w:w="0" w:type="dxa"/>
+              <w:left w:w="100" w:type="dxa"/>
+              <w:bottom w:w="0" w:type="dxa"/>
+              <w:right w:w="100" w:type="dxa"/>
+            </w:tcMar>
+          </w:tcPr>
+          <w:p>
+            <w:pPr>
+              <w:rPr>
+                <w:rFonts w:hint="eastAsia"/>
+                <w:sz w:val="22"/>
+                <w:lang w:val="en"/>
+              </w:rPr>
+            </w:pPr>
+            <w:r>
+              <w:rPr>
+                <w:rFonts w:hint="eastAsia"/>
+                <w:sz w:val="22"/>
+                <w:lang w:val="en"/>
+              </w:rPr>
+              <w:t>93</w:t>
+            </w:r>
+          </w:p>
+        </w:tc>
+        <w:tc>
+          <w:tcPr>
+            <w:tcW w:w="851" w:type="dxa"/>
+            <w:tcBorders>
+              <w:top w:val="single" w:sz="4" w:space="0" w:color="000000"/>
+              <w:left w:val="single" w:sz="4" w:space="0" w:color="000000"/>
+              <w:bottom w:val="single" w:sz="4" w:space="0" w:color="000000"/>
+              <w:right w:val="single" w:sz="4" w:space="0" w:color="000000"/>
+            </w:tcBorders>
+            <w:tcMar>
+              <w:top w:w="0" w:type="dxa"/>
+              <w:left w:w="100" w:type="dxa"/>
+              <w:bottom w:w="0" w:type="dxa"/>
+              <w:right w:w="100" w:type="dxa"/>
+            </w:tcMar>
+          </w:tcPr>
+          <w:p>
+            <w:pPr>
+              <w:rPr>
+                <w:sz w:val="22"/>
+                <w:lang w:val="en"/>
+              </w:rPr>
+            </w:pPr>
+            <w:r>
+              <w:rPr>
+                <w:rFonts w:hint="eastAsia"/>
+                <w:sz w:val="22"/>
+                <w:lang w:val="en"/>
+              </w:rPr>
+              <w:t>-</w:t>
+            </w:r>
+          </w:p>
+        </w:tc>
+      </w:tr>
+      <w:tr>
+        <w:trPr>
+          <w:trHeight w:val="56"/>
+        </w:trPr>
+        <w:tc>
+          <w:tcPr>
+            <w:tcW w:w="1905" w:type="dxa"/>
+            <w:tcBorders>
+              <w:top w:val="single" w:sz="4" w:space="0" w:color="000000"/>
+              <w:left w:val="single" w:sz="4" w:space="0" w:color="000000"/>
+              <w:bottom w:val="single" w:sz="4" w:space="0" w:color="000000"/>
+              <w:right w:val="single" w:sz="4" w:space="0" w:color="000000"/>
+            </w:tcBorders>
+            <w:tcMar>
+              <w:top w:w="0" w:type="dxa"/>
+              <w:left w:w="100" w:type="dxa"/>
+              <w:bottom w:w="0" w:type="dxa"/>
+              <w:right w:w="100" w:type="dxa"/>
+            </w:tcMar>
+          </w:tcPr>
+          <w:p>
+            <w:pPr>
+              <w:rPr>
+                <w:rFonts w:hint="eastAsia"/>
+                <w:sz w:val="22"/>
+                <w:lang w:val="en"/>
+              </w:rPr>
+            </w:pPr>
+            <w:r>
+              <w:rPr>
+                <w:rFonts w:hint="eastAsia"/>
+                <w:sz w:val="22"/>
+                <w:lang w:val="en"/>
+              </w:rPr>
+              <w:t>p-</w:t>
+            </w:r>
+            <w:r>
+              <w:rPr>
+                <w:rFonts w:hint="eastAsia"/>
+                <w:sz w:val="22"/>
+                <w:lang w:val="en"/>
+              </w:rPr>
+              <w:t>ニトロアセトアニリド</w:t>
+            </w:r>
+          </w:p>
+        </w:tc>
+        <w:tc>
+          <w:tcPr>
+            <w:tcW w:w="1067" w:type="dxa"/>
+            <w:tcBorders>
+              <w:top w:val="single" w:sz="4" w:space="0" w:color="000000"/>
+              <w:left w:val="single" w:sz="4" w:space="0" w:color="000000"/>
+              <w:bottom w:val="single" w:sz="4" w:space="0" w:color="000000"/>
+              <w:right w:val="single" w:sz="4" w:space="0" w:color="000000"/>
+            </w:tcBorders>
+            <w:tcMar>
+              <w:top w:w="0" w:type="dxa"/>
+              <w:left w:w="100" w:type="dxa"/>
+              <w:bottom w:w="0" w:type="dxa"/>
+              <w:right w:w="100" w:type="dxa"/>
+            </w:tcMar>
+          </w:tcPr>
+          <w:p>
+            <w:pPr>
+              <w:rPr>
+                <w:rFonts w:hint="eastAsia"/>
+                <w:sz w:val="22"/>
+                <w:lang w:val="en"/>
+              </w:rPr>
+            </w:pPr>
+            <w:r>
+              <w:rPr>
+                <w:rFonts w:hint="eastAsia"/>
+                <w:sz w:val="22"/>
+                <w:lang w:val="en"/>
+              </w:rPr>
+              <w:t>180.16</w:t>
+            </w:r>
+          </w:p>
+        </w:tc>
+        <w:tc>
+          <w:tcPr>
+            <w:tcW w:w="992" w:type="dxa"/>
+            <w:tcBorders>
+              <w:top w:val="single" w:sz="4" w:space="0" w:color="000000"/>
+              <w:left w:val="single" w:sz="4" w:space="0" w:color="000000"/>
+              <w:bottom w:val="single" w:sz="4" w:space="0" w:color="000000"/>
+              <w:right w:val="single" w:sz="4" w:space="0" w:color="000000"/>
+            </w:tcBorders>
+            <w:tcMar>
+              <w:top w:w="0" w:type="dxa"/>
+              <w:left w:w="100" w:type="dxa"/>
+              <w:bottom w:w="0" w:type="dxa"/>
+              <w:right w:w="100" w:type="dxa"/>
+            </w:tcMar>
+          </w:tcPr>
+          <w:p>
+            <w:pPr>
+              <w:rPr>
+                <w:sz w:val="22"/>
+                <w:lang w:val="en"/>
+              </w:rPr>
+            </w:pPr>
+            <w:r>
+              <w:rPr>
+                <w:rFonts w:hint="eastAsia"/>
+                <w:sz w:val="22"/>
+                <w:lang w:val="en"/>
+              </w:rPr>
+              <w:t>-</w:t>
+            </w:r>
+          </w:p>
+        </w:tc>
+        <w:tc>
+          <w:tcPr>
+            <w:tcW w:w="1418" w:type="dxa"/>
+            <w:tcBorders>
+              <w:top w:val="single" w:sz="4" w:space="0" w:color="000000"/>
+              <w:left w:val="single" w:sz="4" w:space="0" w:color="000000"/>
+              <w:bottom w:val="single" w:sz="4" w:space="0" w:color="000000"/>
+              <w:right w:val="single" w:sz="4" w:space="0" w:color="000000"/>
+            </w:tcBorders>
+            <w:tcMar>
+              <w:top w:w="0" w:type="dxa"/>
+              <w:left w:w="100" w:type="dxa"/>
+              <w:bottom w:w="0" w:type="dxa"/>
+              <w:right w:w="100" w:type="dxa"/>
+            </w:tcMar>
+          </w:tcPr>
+          <w:p>
+            <w:pPr>
+              <w:rPr>
+                <w:sz w:val="22"/>
+                <w:lang w:val="en"/>
+              </w:rPr>
+            </w:pPr>
+          </w:p>
+        </w:tc>
+        <w:tc>
+          <w:tcPr>
+            <w:tcW w:w="992" w:type="dxa"/>
+            <w:tcBorders>
+              <w:top w:val="single" w:sz="4" w:space="0" w:color="000000"/>
+              <w:left w:val="single" w:sz="4" w:space="0" w:color="000000"/>
+              <w:bottom w:val="single" w:sz="4" w:space="0" w:color="000000"/>
+              <w:right w:val="single" w:sz="4" w:space="0" w:color="000000"/>
+            </w:tcBorders>
+            <w:tcMar>
+              <w:top w:w="0" w:type="dxa"/>
+              <w:left w:w="100" w:type="dxa"/>
+              <w:bottom w:w="0" w:type="dxa"/>
+              <w:right w:w="100" w:type="dxa"/>
+            </w:tcMar>
+          </w:tcPr>
+          <w:p>
+            <w:pPr>
+              <w:rPr>
+                <w:sz w:val="22"/>
+                <w:lang w:val="en"/>
+              </w:rPr>
+            </w:pPr>
+          </w:p>
+        </w:tc>
+        <w:tc>
+          <w:tcPr>
+            <w:tcW w:w="709" w:type="dxa"/>
+            <w:tcBorders>
+              <w:top w:val="single" w:sz="4" w:space="0" w:color="000000"/>
+              <w:left w:val="single" w:sz="4" w:space="0" w:color="000000"/>
+              <w:bottom w:val="single" w:sz="4" w:space="0" w:color="000000"/>
+              <w:right w:val="single" w:sz="4" w:space="0" w:color="000000"/>
+            </w:tcBorders>
+            <w:tcMar>
+              <w:top w:w="0" w:type="dxa"/>
+              <w:left w:w="100" w:type="dxa"/>
+              <w:bottom w:w="0" w:type="dxa"/>
+              <w:right w:w="100" w:type="dxa"/>
+            </w:tcMar>
+          </w:tcPr>
+          <w:p>
+            <w:pPr>
+              <w:rPr>
+                <w:sz w:val="22"/>
+                <w:lang w:val="en"/>
+              </w:rPr>
+            </w:pPr>
+          </w:p>
+        </w:tc>
+        <w:tc>
+          <w:tcPr>
+            <w:tcW w:w="850" w:type="dxa"/>
+            <w:tcBorders>
+              <w:top w:val="single" w:sz="4" w:space="0" w:color="000000"/>
+              <w:left w:val="single" w:sz="4" w:space="0" w:color="000000"/>
+              <w:bottom w:val="single" w:sz="4" w:space="0" w:color="000000"/>
+              <w:right w:val="single" w:sz="4" w:space="0" w:color="000000"/>
+            </w:tcBorders>
+            <w:tcMar>
+              <w:top w:w="0" w:type="dxa"/>
+              <w:left w:w="100" w:type="dxa"/>
+              <w:bottom w:w="0" w:type="dxa"/>
+              <w:right w:w="100" w:type="dxa"/>
+            </w:tcMar>
+          </w:tcPr>
+          <w:p>
+            <w:pPr>
+              <w:rPr>
+                <w:rFonts w:hint="eastAsia"/>
+                <w:sz w:val="22"/>
+                <w:lang w:val="en"/>
+              </w:rPr>
+            </w:pPr>
+            <w:r>
+              <w:rPr>
+                <w:rFonts w:hint="eastAsia"/>
+                <w:sz w:val="22"/>
+                <w:lang w:val="en"/>
+              </w:rPr>
+              <w:t>214</w:t>
+            </w:r>
+          </w:p>
+        </w:tc>
+        <w:tc>
+          <w:tcPr>
+            <w:tcW w:w="851" w:type="dxa"/>
+            <w:tcBorders>
+              <w:top w:val="single" w:sz="4" w:space="0" w:color="000000"/>
+              <w:left w:val="single" w:sz="4" w:space="0" w:color="000000"/>
+              <w:bottom w:val="single" w:sz="4" w:space="0" w:color="000000"/>
+              <w:right w:val="single" w:sz="4" w:space="0" w:color="000000"/>
+            </w:tcBorders>
+            <w:tcMar>
+              <w:top w:w="0" w:type="dxa"/>
+              <w:left w:w="100" w:type="dxa"/>
+              <w:bottom w:w="0" w:type="dxa"/>
+              <w:right w:w="100" w:type="dxa"/>
+            </w:tcMar>
+          </w:tcPr>
+          <w:p>
+            <w:pPr>
+              <w:rPr>
+                <w:sz w:val="22"/>
+                <w:lang w:val="en"/>
+              </w:rPr>
+            </w:pPr>
+            <w:r>
+              <w:rPr>
+                <w:rFonts w:hint="eastAsia"/>
+                <w:sz w:val="22"/>
+                <w:lang w:val="en"/>
+              </w:rPr>
+              <w:t>-</w:t>
+            </w:r>
           </w:p>
         </w:tc>
       </w:tr>
@@ -1395,6 +2932,7 @@
           <w:rFonts w:hint="eastAsia"/>
           <w:sz w:val="22"/>
         </w:rPr>
+        <w:lastRenderedPageBreak/>
         <w:t>6</w:t>
       </w:r>
       <w:r>

--- a/化学実験レポート/有機化学実験_B1.docx
+++ b/化学実験レポート/有機化学実験_B1.docx
@@ -601,7 +601,6 @@
     <w:p>
       <w:pPr>
         <w:rPr>
-          <w:rFonts w:hint="eastAsia"/>
           <w:sz w:val="22"/>
         </w:rPr>
       </w:pPr>
@@ -1071,7 +1070,6 @@
           <w:p>
             <w:pPr>
               <w:rPr>
-                <w:rFonts w:hint="eastAsia"/>
                 <w:sz w:val="22"/>
                 <w:lang w:val="en"/>
               </w:rPr>
@@ -1105,7 +1103,6 @@
           <w:p>
             <w:pPr>
               <w:rPr>
-                <w:rFonts w:hint="eastAsia"/>
                 <w:sz w:val="22"/>
                 <w:lang w:val="en"/>
               </w:rPr>
@@ -1214,7 +1211,6 @@
           <w:p>
             <w:pPr>
               <w:rPr>
-                <w:rFonts w:hint="eastAsia"/>
                 <w:sz w:val="22"/>
                 <w:lang w:val="en"/>
               </w:rPr>
@@ -1248,7 +1244,6 @@
           <w:p>
             <w:pPr>
               <w:rPr>
-                <w:rFonts w:hint="eastAsia"/>
                 <w:sz w:val="22"/>
                 <w:lang w:val="en"/>
               </w:rPr>
@@ -1287,7 +1282,6 @@
           <w:p>
             <w:pPr>
               <w:rPr>
-                <w:rFonts w:hint="eastAsia"/>
                 <w:sz w:val="22"/>
                 <w:lang w:val="en"/>
               </w:rPr>
@@ -1321,7 +1315,6 @@
           <w:p>
             <w:pPr>
               <w:rPr>
-                <w:rFonts w:hint="eastAsia"/>
                 <w:sz w:val="22"/>
                 <w:lang w:val="en"/>
               </w:rPr>
@@ -1355,7 +1348,6 @@
           <w:p>
             <w:pPr>
               <w:rPr>
-                <w:rFonts w:hint="eastAsia"/>
                 <w:sz w:val="22"/>
                 <w:lang w:val="en"/>
               </w:rPr>
@@ -1464,7 +1456,6 @@
           <w:p>
             <w:pPr>
               <w:rPr>
-                <w:rFonts w:hint="eastAsia"/>
                 <w:sz w:val="22"/>
                 <w:lang w:val="en"/>
               </w:rPr>
@@ -1498,7 +1489,6 @@
           <w:p>
             <w:pPr>
               <w:rPr>
-                <w:rFonts w:hint="eastAsia"/>
                 <w:sz w:val="22"/>
                 <w:lang w:val="en"/>
               </w:rPr>
@@ -1537,7 +1527,6 @@
           <w:p>
             <w:pPr>
               <w:rPr>
-                <w:rFonts w:hint="eastAsia"/>
                 <w:sz w:val="22"/>
                 <w:lang w:val="en"/>
               </w:rPr>
@@ -1579,7 +1568,6 @@
           <w:p>
             <w:pPr>
               <w:rPr>
-                <w:rFonts w:hint="eastAsia"/>
                 <w:sz w:val="22"/>
                 <w:lang w:val="en"/>
               </w:rPr>
@@ -1613,7 +1601,6 @@
           <w:p>
             <w:pPr>
               <w:rPr>
-                <w:rFonts w:hint="eastAsia"/>
                 <w:sz w:val="22"/>
                 <w:lang w:val="en"/>
               </w:rPr>
@@ -1722,7 +1709,6 @@
           <w:p>
             <w:pPr>
               <w:rPr>
-                <w:rFonts w:hint="eastAsia"/>
                 <w:sz w:val="22"/>
                 <w:lang w:val="en"/>
               </w:rPr>
@@ -1794,7 +1780,6 @@
           <w:p>
             <w:pPr>
               <w:rPr>
-                <w:rFonts w:hint="eastAsia"/>
                 <w:sz w:val="22"/>
                 <w:lang w:val="en"/>
               </w:rPr>
@@ -1836,7 +1821,6 @@
           <w:p>
             <w:pPr>
               <w:rPr>
-                <w:rFonts w:hint="eastAsia"/>
                 <w:sz w:val="22"/>
                 <w:lang w:val="en"/>
               </w:rPr>
@@ -1870,7 +1854,6 @@
           <w:p>
             <w:pPr>
               <w:rPr>
-                <w:rFonts w:hint="eastAsia"/>
                 <w:sz w:val="22"/>
                 <w:lang w:val="en"/>
               </w:rPr>
@@ -1979,7 +1962,6 @@
           <w:p>
             <w:pPr>
               <w:rPr>
-                <w:rFonts w:hint="eastAsia"/>
                 <w:sz w:val="22"/>
                 <w:lang w:val="en"/>
               </w:rPr>
@@ -2013,7 +1995,6 @@
           <w:p>
             <w:pPr>
               <w:rPr>
-                <w:rFonts w:hint="eastAsia"/>
                 <w:sz w:val="22"/>
                 <w:lang w:val="en"/>
               </w:rPr>
@@ -2052,7 +2033,6 @@
           <w:p>
             <w:pPr>
               <w:rPr>
-                <w:rFonts w:hint="eastAsia"/>
                 <w:sz w:val="22"/>
                 <w:lang w:val="en"/>
               </w:rPr>
@@ -2086,7 +2066,6 @@
           <w:p>
             <w:pPr>
               <w:rPr>
-                <w:rFonts w:hint="eastAsia"/>
                 <w:sz w:val="22"/>
                 <w:lang w:val="en"/>
               </w:rPr>
@@ -2228,7 +2207,6 @@
           <w:p>
             <w:pPr>
               <w:rPr>
-                <w:rFonts w:hint="eastAsia"/>
                 <w:sz w:val="22"/>
                 <w:lang w:val="en"/>
               </w:rPr>
@@ -2262,7 +2240,6 @@
           <w:p>
             <w:pPr>
               <w:rPr>
-                <w:rFonts w:hint="eastAsia"/>
                 <w:sz w:val="22"/>
                 <w:lang w:val="en"/>
               </w:rPr>
@@ -2301,7 +2278,6 @@
           <w:p>
             <w:pPr>
               <w:rPr>
-                <w:rFonts w:hint="eastAsia"/>
                 <w:sz w:val="22"/>
                 <w:lang w:val="en"/>
               </w:rPr>
@@ -2343,7 +2319,6 @@
           <w:p>
             <w:pPr>
               <w:rPr>
-                <w:rFonts w:hint="eastAsia"/>
                 <w:sz w:val="22"/>
                 <w:lang w:val="en"/>
               </w:rPr>
@@ -2485,7 +2460,6 @@
           <w:p>
             <w:pPr>
               <w:rPr>
-                <w:rFonts w:hint="eastAsia"/>
                 <w:sz w:val="22"/>
                 <w:lang w:val="en"/>
               </w:rPr>
@@ -2557,7 +2531,6 @@
           <w:p>
             <w:pPr>
               <w:rPr>
-                <w:rFonts w:hint="eastAsia"/>
                 <w:sz w:val="22"/>
                 <w:lang w:val="en"/>
               </w:rPr>
@@ -2599,7 +2572,6 @@
           <w:p>
             <w:pPr>
               <w:rPr>
-                <w:rFonts w:hint="eastAsia"/>
                 <w:sz w:val="22"/>
                 <w:lang w:val="en"/>
               </w:rPr>
@@ -2741,7 +2713,6 @@
           <w:p>
             <w:pPr>
               <w:rPr>
-                <w:rFonts w:hint="eastAsia"/>
                 <w:sz w:val="22"/>
                 <w:lang w:val="en"/>
               </w:rPr>
@@ -2834,105 +2805,535 @@
     </w:p>
     <w:p>
       <w:pPr>
-        <w:rPr>
-          <w:sz w:val="22"/>
-        </w:rPr>
-      </w:pPr>
+        <w:pStyle w:val="a4"/>
+        <w:numPr>
+          <w:ilvl w:val="0"/>
+          <w:numId w:val="5"/>
+        </w:numPr>
+        <w:ind w:leftChars="0"/>
+        <w:rPr>
+          <w:sz w:val="22"/>
+        </w:rPr>
+      </w:pPr>
+      <w:r>
+        <w:rPr>
+          <w:rFonts w:hint="eastAsia"/>
+          <w:sz w:val="22"/>
+        </w:rPr>
+        <w:t>20mL</w:t>
+      </w:r>
+      <w:r>
+        <w:rPr>
+          <w:rFonts w:hint="eastAsia"/>
+          <w:sz w:val="22"/>
+        </w:rPr>
+        <w:t>ナスフラスコにアニリン</w:t>
+      </w:r>
+      <w:r>
+        <w:rPr>
+          <w:rFonts w:hint="eastAsia"/>
+          <w:sz w:val="22"/>
+        </w:rPr>
+        <w:t>3.0mL</w:t>
+      </w:r>
+      <w:r>
+        <w:rPr>
+          <w:rFonts w:hint="eastAsia"/>
+          <w:sz w:val="22"/>
+        </w:rPr>
+        <w:t>加えた。</w:t>
+      </w:r>
     </w:p>
     <w:p>
       <w:pPr>
-        <w:rPr>
-          <w:sz w:val="22"/>
-        </w:rPr>
-      </w:pPr>
-      <w:r>
-        <w:rPr>
-          <w:rFonts w:hint="eastAsia"/>
-          <w:sz w:val="22"/>
-        </w:rPr>
-        <w:t>4</w:t>
-      </w:r>
-      <w:r>
-        <w:rPr>
-          <w:sz w:val="22"/>
-        </w:rPr>
-        <w:t xml:space="preserve">. </w:t>
-      </w:r>
-      <w:r>
-        <w:rPr>
-          <w:rFonts w:hint="eastAsia"/>
-          <w:sz w:val="22"/>
-        </w:rPr>
-        <w:t>結果</w:t>
-      </w:r>
-      <w:r>
-        <w:rPr>
-          <w:rFonts w:hint="eastAsia"/>
-          <w:sz w:val="22"/>
-        </w:rPr>
-        <w:t>に対する</w:t>
-      </w:r>
-      <w:r>
-        <w:rPr>
-          <w:rFonts w:hint="eastAsia"/>
-          <w:sz w:val="22"/>
-        </w:rPr>
-        <w:t>考察</w:t>
+        <w:pStyle w:val="a4"/>
+        <w:numPr>
+          <w:ilvl w:val="0"/>
+          <w:numId w:val="5"/>
+        </w:numPr>
+        <w:ind w:leftChars="0"/>
+        <w:rPr>
+          <w:sz w:val="22"/>
+        </w:rPr>
+      </w:pPr>
+      <w:r>
+        <w:rPr>
+          <w:rFonts w:hint="eastAsia"/>
+          <w:sz w:val="22"/>
+        </w:rPr>
+        <w:t>図のような蒸留装置を組み、水を流して真空度を確認したところ</w:t>
+      </w:r>
+      <w:r>
+        <w:rPr>
+          <w:rFonts w:hint="eastAsia"/>
+          <w:sz w:val="22"/>
+        </w:rPr>
+        <w:t>67.0kPa</w:t>
+      </w:r>
+      <w:r>
+        <w:rPr>
+          <w:rFonts w:hint="eastAsia"/>
+          <w:sz w:val="22"/>
+        </w:rPr>
+        <w:t>だった。沸点換算表で沸点を推測したところ</w:t>
+      </w:r>
+      <w:r>
+        <w:rPr>
+          <w:rFonts w:hint="eastAsia"/>
+          <w:sz w:val="22"/>
+        </w:rPr>
+        <w:t>150</w:t>
+      </w:r>
+      <w:r>
+        <w:rPr>
+          <w:rFonts w:hint="eastAsia"/>
+          <w:sz w:val="22"/>
+        </w:rPr>
+        <w:t>℃であった。</w:t>
       </w:r>
     </w:p>
     <w:p>
       <w:pPr>
-        <w:rPr>
-          <w:sz w:val="22"/>
-        </w:rPr>
-      </w:pPr>
+        <w:pStyle w:val="a4"/>
+        <w:numPr>
+          <w:ilvl w:val="0"/>
+          <w:numId w:val="5"/>
+        </w:numPr>
+        <w:ind w:leftChars="0"/>
+        <w:rPr>
+          <w:sz w:val="22"/>
+        </w:rPr>
+      </w:pPr>
+      <w:r>
+        <w:rPr>
+          <w:rFonts w:hint="eastAsia"/>
+          <w:sz w:val="22"/>
+        </w:rPr>
+        <w:t>穏やかにガスバーナーで加熱をはじめ、アニリンの減圧蒸留をした。</w:t>
+      </w:r>
     </w:p>
     <w:p>
       <w:pPr>
-        <w:rPr>
-          <w:sz w:val="22"/>
-        </w:rPr>
-      </w:pPr>
-      <w:r>
-        <w:rPr>
-          <w:rFonts w:hint="eastAsia"/>
-          <w:sz w:val="22"/>
-        </w:rPr>
-        <w:t>5</w:t>
-      </w:r>
-      <w:r>
-        <w:rPr>
-          <w:sz w:val="22"/>
-        </w:rPr>
-        <w:t xml:space="preserve">. </w:t>
-      </w:r>
-      <w:r>
-        <w:rPr>
-          <w:rFonts w:hint="eastAsia"/>
-          <w:sz w:val="22"/>
-        </w:rPr>
-        <w:t>反応機構</w:t>
+        <w:pStyle w:val="a4"/>
+        <w:numPr>
+          <w:ilvl w:val="0"/>
+          <w:numId w:val="5"/>
+        </w:numPr>
+        <w:ind w:leftChars="0"/>
+        <w:rPr>
+          <w:sz w:val="22"/>
+        </w:rPr>
+      </w:pPr>
+      <w:r>
+        <w:rPr>
+          <w:rFonts w:hint="eastAsia"/>
+          <w:sz w:val="22"/>
+        </w:rPr>
+        <w:t>115</w:t>
+      </w:r>
+      <w:r>
+        <w:rPr>
+          <w:rFonts w:hint="eastAsia"/>
+          <w:sz w:val="22"/>
+        </w:rPr>
+        <w:t>℃のときに蒸留液が現れ始め、</w:t>
+      </w:r>
+      <w:r>
+        <w:rPr>
+          <w:rFonts w:hint="eastAsia"/>
+          <w:sz w:val="22"/>
+        </w:rPr>
+        <w:t>123.5</w:t>
+      </w:r>
+      <w:r>
+        <w:rPr>
+          <w:rFonts w:hint="eastAsia"/>
+          <w:sz w:val="22"/>
+        </w:rPr>
+        <w:t>℃のときほとんど蒸留が終わったため火を止めた。この</w:t>
+      </w:r>
+      <w:r>
+        <w:rPr>
+          <w:rFonts w:hint="eastAsia"/>
+          <w:sz w:val="22"/>
+        </w:rPr>
+        <w:lastRenderedPageBreak/>
+        <w:t>とき真空度は</w:t>
+      </w:r>
+      <w:r>
+        <w:rPr>
+          <w:rFonts w:hint="eastAsia"/>
+          <w:sz w:val="22"/>
+        </w:rPr>
+        <w:t>64.0kPa</w:t>
+      </w:r>
+      <w:r>
+        <w:rPr>
+          <w:rFonts w:hint="eastAsia"/>
+          <w:sz w:val="22"/>
+        </w:rPr>
+        <w:t>であった。</w:t>
       </w:r>
     </w:p>
     <w:p>
       <w:pPr>
-        <w:rPr>
-          <w:sz w:val="22"/>
-        </w:rPr>
-      </w:pPr>
+        <w:pStyle w:val="a4"/>
+        <w:numPr>
+          <w:ilvl w:val="0"/>
+          <w:numId w:val="5"/>
+        </w:numPr>
+        <w:ind w:leftChars="0"/>
+        <w:rPr>
+          <w:sz w:val="22"/>
+        </w:rPr>
+      </w:pPr>
+      <w:r>
+        <w:rPr>
+          <w:rFonts w:hint="eastAsia"/>
+          <w:sz w:val="22"/>
+        </w:rPr>
+        <w:t>受器とした</w:t>
+      </w:r>
+      <w:r>
+        <w:rPr>
+          <w:rFonts w:hint="eastAsia"/>
+          <w:sz w:val="22"/>
+        </w:rPr>
+        <w:t>5mL</w:t>
+      </w:r>
+      <w:r>
+        <w:rPr>
+          <w:rFonts w:hint="eastAsia"/>
+          <w:sz w:val="22"/>
+        </w:rPr>
+        <w:t>ナスフラスコの重量を測り、先に測った単体の重量を引いたところ</w:t>
+      </w:r>
+      <w:r>
+        <w:rPr>
+          <w:rFonts w:hint="eastAsia"/>
+          <w:sz w:val="22"/>
+        </w:rPr>
+        <w:t>2.68g</w:t>
+      </w:r>
+      <w:r>
+        <w:rPr>
+          <w:rFonts w:hint="eastAsia"/>
+          <w:sz w:val="22"/>
+        </w:rPr>
+        <w:t>だった。</w:t>
+      </w:r>
     </w:p>
     <w:p>
       <w:pPr>
-        <w:rPr>
-          <w:sz w:val="22"/>
-        </w:rPr>
-      </w:pPr>
-      <w:r>
-        <w:rPr>
-          <w:rFonts w:hint="eastAsia"/>
-          <w:sz w:val="22"/>
-        </w:rPr>
-        <w:lastRenderedPageBreak/>
+        <w:pStyle w:val="a4"/>
+        <w:numPr>
+          <w:ilvl w:val="0"/>
+          <w:numId w:val="5"/>
+        </w:numPr>
+        <w:ind w:leftChars="0"/>
+        <w:rPr>
+          <w:sz w:val="22"/>
+        </w:rPr>
+      </w:pPr>
+      <w:r>
+        <w:rPr>
+          <w:rFonts w:hint="eastAsia"/>
+          <w:sz w:val="22"/>
+        </w:rPr>
+        <w:t>蒸留したアニリン</w:t>
+      </w:r>
+      <w:r>
+        <w:rPr>
+          <w:rFonts w:hint="eastAsia"/>
+          <w:sz w:val="22"/>
+        </w:rPr>
+        <w:t>2.0mL</w:t>
+      </w:r>
+      <w:r>
+        <w:rPr>
+          <w:rFonts w:hint="eastAsia"/>
+          <w:sz w:val="22"/>
+        </w:rPr>
+        <w:t>を乾いた試験管にとり、無水酢酸</w:t>
+      </w:r>
+      <w:r>
+        <w:rPr>
+          <w:rFonts w:hint="eastAsia"/>
+          <w:sz w:val="22"/>
+        </w:rPr>
+        <w:t>3.0mL</w:t>
+      </w:r>
+      <w:r>
+        <w:rPr>
+          <w:rFonts w:hint="eastAsia"/>
+          <w:sz w:val="22"/>
+        </w:rPr>
+        <w:t>をピペットで一滴ずつ滴下した。</w:t>
+      </w:r>
+    </w:p>
+    <w:p>
+      <w:pPr>
+        <w:pStyle w:val="a4"/>
+        <w:numPr>
+          <w:ilvl w:val="0"/>
+          <w:numId w:val="5"/>
+        </w:numPr>
+        <w:ind w:leftChars="0"/>
+        <w:rPr>
+          <w:sz w:val="22"/>
+        </w:rPr>
+      </w:pPr>
+      <w:r>
+        <w:rPr>
+          <w:rFonts w:hint="eastAsia"/>
+          <w:sz w:val="22"/>
+        </w:rPr>
+        <w:t>滴下終了後、試験管を沸騰した湯浴に</w:t>
+      </w:r>
+      <w:r>
+        <w:rPr>
+          <w:rFonts w:hint="eastAsia"/>
+          <w:sz w:val="22"/>
+        </w:rPr>
+        <w:t>5</w:t>
+      </w:r>
+      <w:r>
+        <w:rPr>
+          <w:rFonts w:hint="eastAsia"/>
+          <w:sz w:val="22"/>
+        </w:rPr>
+        <w:t>分間入れた。</w:t>
+      </w:r>
+    </w:p>
+    <w:p>
+      <w:pPr>
+        <w:pStyle w:val="a4"/>
+        <w:numPr>
+          <w:ilvl w:val="0"/>
+          <w:numId w:val="5"/>
+        </w:numPr>
+        <w:ind w:leftChars="0"/>
+        <w:rPr>
+          <w:sz w:val="22"/>
+        </w:rPr>
+      </w:pPr>
+      <w:r>
+        <w:rPr>
+          <w:rFonts w:hint="eastAsia"/>
+          <w:sz w:val="22"/>
+        </w:rPr>
+        <w:t>この溶液を</w:t>
+      </w:r>
+      <w:r>
+        <w:rPr>
+          <w:rFonts w:hint="eastAsia"/>
+          <w:sz w:val="22"/>
+        </w:rPr>
+        <w:t>100mL</w:t>
+      </w:r>
+      <w:r>
+        <w:rPr>
+          <w:rFonts w:hint="eastAsia"/>
+          <w:sz w:val="22"/>
+        </w:rPr>
+        <w:t>ビーカーに用意した約</w:t>
+      </w:r>
+      <w:r>
+        <w:rPr>
+          <w:rFonts w:hint="eastAsia"/>
+          <w:sz w:val="22"/>
+        </w:rPr>
+        <w:t>30mL</w:t>
+      </w:r>
+      <w:r>
+        <w:rPr>
+          <w:rFonts w:hint="eastAsia"/>
+          <w:sz w:val="22"/>
+        </w:rPr>
+        <w:t>の水に少量ずつかき混ぜながら注ぎ込んだ。このとき真っ白な沈殿が生じた。</w:t>
+      </w:r>
+    </w:p>
+    <w:p>
+      <w:pPr>
+        <w:pStyle w:val="a4"/>
+        <w:numPr>
+          <w:ilvl w:val="0"/>
+          <w:numId w:val="5"/>
+        </w:numPr>
+        <w:ind w:leftChars="0"/>
+        <w:rPr>
+          <w:sz w:val="22"/>
+        </w:rPr>
+      </w:pPr>
+      <w:r>
+        <w:rPr>
+          <w:rFonts w:hint="eastAsia"/>
+          <w:sz w:val="22"/>
+        </w:rPr>
+        <w:t>生じた沈殿をブフナー漏斗の吸引ろ過で集め、</w:t>
+      </w:r>
+      <w:r>
+        <w:rPr>
+          <w:rFonts w:hint="eastAsia"/>
+          <w:sz w:val="22"/>
+        </w:rPr>
+        <w:t>10mL</w:t>
+      </w:r>
+      <w:r>
+        <w:rPr>
+          <w:rFonts w:hint="eastAsia"/>
+          <w:sz w:val="22"/>
+        </w:rPr>
+        <w:t>の氷冷水で洗浄した後、ろ紙を使って乾燥させた。</w:t>
+      </w:r>
+    </w:p>
+    <w:p>
+      <w:pPr>
+        <w:pStyle w:val="a4"/>
+        <w:numPr>
+          <w:ilvl w:val="0"/>
+          <w:numId w:val="5"/>
+        </w:numPr>
+        <w:ind w:leftChars="0"/>
+        <w:rPr>
+          <w:sz w:val="22"/>
+        </w:rPr>
+      </w:pPr>
+      <w:r>
+        <w:rPr>
+          <w:rFonts w:hint="eastAsia"/>
+          <w:sz w:val="22"/>
+        </w:rPr>
+        <w:t>乾燥した結晶を秤量したところ</w:t>
+      </w:r>
+      <w:r>
+        <w:rPr>
+          <w:rFonts w:hint="eastAsia"/>
+          <w:sz w:val="22"/>
+        </w:rPr>
+        <w:t>2.37g</w:t>
+      </w:r>
+      <w:r>
+        <w:rPr>
+          <w:rFonts w:hint="eastAsia"/>
+          <w:sz w:val="22"/>
+        </w:rPr>
+        <w:t>であり、ごく微量を薬包紙に残し次の実験に進んだ</w:t>
+      </w:r>
+      <w:r>
+        <w:rPr>
+          <w:rFonts w:hint="eastAsia"/>
+          <w:sz w:val="22"/>
+        </w:rPr>
+        <w:t>。</w:t>
+      </w:r>
+    </w:p>
+    <w:p>
+      <w:pPr>
+        <w:pStyle w:val="a4"/>
+        <w:numPr>
+          <w:ilvl w:val="0"/>
+          <w:numId w:val="5"/>
+        </w:numPr>
+        <w:ind w:leftChars="0"/>
+        <w:rPr>
+          <w:sz w:val="22"/>
+        </w:rPr>
+      </w:pPr>
+    </w:p>
+    <w:p>
+      <w:pPr>
+        <w:rPr>
+          <w:sz w:val="22"/>
+        </w:rPr>
+      </w:pPr>
+      <w:r>
+        <w:rPr>
+          <w:rFonts w:hint="eastAsia"/>
+          <w:sz w:val="22"/>
+        </w:rPr>
+        <w:t>4</w:t>
+      </w:r>
+      <w:r>
+        <w:rPr>
+          <w:sz w:val="22"/>
+        </w:rPr>
+        <w:t xml:space="preserve">. </w:t>
+      </w:r>
+      <w:r>
+        <w:rPr>
+          <w:rFonts w:hint="eastAsia"/>
+          <w:sz w:val="22"/>
+        </w:rPr>
+        <w:t>結果</w:t>
+      </w:r>
+      <w:r>
+        <w:rPr>
+          <w:rFonts w:hint="eastAsia"/>
+          <w:sz w:val="22"/>
+        </w:rPr>
+        <w:t>に対する</w:t>
+      </w:r>
+      <w:r>
+        <w:rPr>
+          <w:rFonts w:hint="eastAsia"/>
+          <w:sz w:val="22"/>
+        </w:rPr>
+        <w:t>考察</w:t>
+      </w:r>
+    </w:p>
+    <w:p>
+      <w:pPr>
+        <w:rPr>
+          <w:sz w:val="22"/>
+        </w:rPr>
+      </w:pPr>
+    </w:p>
+    <w:p>
+      <w:pPr>
+        <w:rPr>
+          <w:sz w:val="22"/>
+        </w:rPr>
+      </w:pPr>
+      <w:r>
+        <w:rPr>
+          <w:rFonts w:hint="eastAsia"/>
+          <w:sz w:val="22"/>
+        </w:rPr>
+        <w:t>5</w:t>
+      </w:r>
+      <w:r>
+        <w:rPr>
+          <w:sz w:val="22"/>
+        </w:rPr>
+        <w:t xml:space="preserve">. </w:t>
+      </w:r>
+      <w:r>
+        <w:rPr>
+          <w:rFonts w:hint="eastAsia"/>
+          <w:sz w:val="22"/>
+        </w:rPr>
+        <w:t>反応機構</w:t>
+      </w:r>
+    </w:p>
+    <w:p>
+      <w:pPr>
+        <w:rPr>
+          <w:sz w:val="22"/>
+        </w:rPr>
+      </w:pPr>
+    </w:p>
+    <w:p>
+      <w:pPr>
+        <w:rPr>
+          <w:sz w:val="22"/>
+        </w:rPr>
+      </w:pPr>
+      <w:r>
+        <w:rPr>
+          <w:rFonts w:hint="eastAsia"/>
+          <w:sz w:val="22"/>
+        </w:rPr>
         <w:t>6</w:t>
       </w:r>
       <w:r>
@@ -3404,6 +3805,181 @@
       </w:pPr>
     </w:lvl>
   </w:abstractNum>
+  <w:abstractNum w:abstractNumId="3" w15:restartNumberingAfterBreak="0">
+    <w:nsid w:val="50324B82"/>
+    <w:multiLevelType w:val="hybridMultilevel"/>
+    <w:tmpl w:val="23EC5D8A"/>
+    <w:lvl w:ilvl="0" w:tplc="04090011">
+      <w:start w:val="1"/>
+      <w:numFmt w:val="decimalEnclosedCircle"/>
+      <w:lvlText w:val="%1"/>
+      <w:lvlJc w:val="left"/>
+      <w:pPr>
+        <w:ind w:left="360" w:hanging="360"/>
+      </w:pPr>
+      <w:rPr>
+        <w:rFonts w:hint="default"/>
+      </w:rPr>
+    </w:lvl>
+    <w:lvl w:ilvl="1" w:tplc="04090017" w:tentative="1">
+      <w:start w:val="1"/>
+      <w:numFmt w:val="aiueoFullWidth"/>
+      <w:lvlText w:val="(%2)"/>
+      <w:lvlJc w:val="left"/>
+      <w:pPr>
+        <w:ind w:left="880" w:hanging="440"/>
+      </w:pPr>
+    </w:lvl>
+    <w:lvl w:ilvl="2" w:tplc="04090011" w:tentative="1">
+      <w:start w:val="1"/>
+      <w:numFmt w:val="decimalEnclosedCircle"/>
+      <w:lvlText w:val="%3"/>
+      <w:lvlJc w:val="left"/>
+      <w:pPr>
+        <w:ind w:left="1320" w:hanging="440"/>
+      </w:pPr>
+    </w:lvl>
+    <w:lvl w:ilvl="3" w:tplc="0409000F" w:tentative="1">
+      <w:start w:val="1"/>
+      <w:numFmt w:val="decimal"/>
+      <w:lvlText w:val="%4."/>
+      <w:lvlJc w:val="left"/>
+      <w:pPr>
+        <w:ind w:left="1760" w:hanging="440"/>
+      </w:pPr>
+    </w:lvl>
+    <w:lvl w:ilvl="4" w:tplc="04090017" w:tentative="1">
+      <w:start w:val="1"/>
+      <w:numFmt w:val="aiueoFullWidth"/>
+      <w:lvlText w:val="(%5)"/>
+      <w:lvlJc w:val="left"/>
+      <w:pPr>
+        <w:ind w:left="2200" w:hanging="440"/>
+      </w:pPr>
+    </w:lvl>
+    <w:lvl w:ilvl="5" w:tplc="04090011" w:tentative="1">
+      <w:start w:val="1"/>
+      <w:numFmt w:val="decimalEnclosedCircle"/>
+      <w:lvlText w:val="%6"/>
+      <w:lvlJc w:val="left"/>
+      <w:pPr>
+        <w:ind w:left="2640" w:hanging="440"/>
+      </w:pPr>
+    </w:lvl>
+    <w:lvl w:ilvl="6" w:tplc="0409000F" w:tentative="1">
+      <w:start w:val="1"/>
+      <w:numFmt w:val="decimal"/>
+      <w:lvlText w:val="%7."/>
+      <w:lvlJc w:val="left"/>
+      <w:pPr>
+        <w:ind w:left="3080" w:hanging="440"/>
+      </w:pPr>
+    </w:lvl>
+    <w:lvl w:ilvl="7" w:tplc="04090017" w:tentative="1">
+      <w:start w:val="1"/>
+      <w:numFmt w:val="aiueoFullWidth"/>
+      <w:lvlText w:val="(%8)"/>
+      <w:lvlJc w:val="left"/>
+      <w:pPr>
+        <w:ind w:left="3520" w:hanging="440"/>
+      </w:pPr>
+    </w:lvl>
+    <w:lvl w:ilvl="8" w:tplc="04090011" w:tentative="1">
+      <w:start w:val="1"/>
+      <w:numFmt w:val="decimalEnclosedCircle"/>
+      <w:lvlText w:val="%9"/>
+      <w:lvlJc w:val="left"/>
+      <w:pPr>
+        <w:ind w:left="3960" w:hanging="440"/>
+      </w:pPr>
+    </w:lvl>
+  </w:abstractNum>
+  <w:abstractNum w:abstractNumId="4" w15:restartNumberingAfterBreak="0">
+    <w:nsid w:val="682F2F23"/>
+    <w:multiLevelType w:val="hybridMultilevel"/>
+    <w:tmpl w:val="1E46A2D2"/>
+    <w:lvl w:ilvl="0" w:tplc="0409000F">
+      <w:start w:val="1"/>
+      <w:numFmt w:val="decimal"/>
+      <w:lvlText w:val="%1."/>
+      <w:lvlJc w:val="left"/>
+      <w:pPr>
+        <w:ind w:left="440" w:hanging="440"/>
+      </w:pPr>
+    </w:lvl>
+    <w:lvl w:ilvl="1" w:tplc="04090017" w:tentative="1">
+      <w:start w:val="1"/>
+      <w:numFmt w:val="aiueoFullWidth"/>
+      <w:lvlText w:val="(%2)"/>
+      <w:lvlJc w:val="left"/>
+      <w:pPr>
+        <w:ind w:left="880" w:hanging="440"/>
+      </w:pPr>
+    </w:lvl>
+    <w:lvl w:ilvl="2" w:tplc="04090011" w:tentative="1">
+      <w:start w:val="1"/>
+      <w:numFmt w:val="decimalEnclosedCircle"/>
+      <w:lvlText w:val="%3"/>
+      <w:lvlJc w:val="left"/>
+      <w:pPr>
+        <w:ind w:left="1320" w:hanging="440"/>
+      </w:pPr>
+    </w:lvl>
+    <w:lvl w:ilvl="3" w:tplc="0409000F" w:tentative="1">
+      <w:start w:val="1"/>
+      <w:numFmt w:val="decimal"/>
+      <w:lvlText w:val="%4."/>
+      <w:lvlJc w:val="left"/>
+      <w:pPr>
+        <w:ind w:left="1760" w:hanging="440"/>
+      </w:pPr>
+    </w:lvl>
+    <w:lvl w:ilvl="4" w:tplc="04090017" w:tentative="1">
+      <w:start w:val="1"/>
+      <w:numFmt w:val="aiueoFullWidth"/>
+      <w:lvlText w:val="(%5)"/>
+      <w:lvlJc w:val="left"/>
+      <w:pPr>
+        <w:ind w:left="2200" w:hanging="440"/>
+      </w:pPr>
+    </w:lvl>
+    <w:lvl w:ilvl="5" w:tplc="04090011" w:tentative="1">
+      <w:start w:val="1"/>
+      <w:numFmt w:val="decimalEnclosedCircle"/>
+      <w:lvlText w:val="%6"/>
+      <w:lvlJc w:val="left"/>
+      <w:pPr>
+        <w:ind w:left="2640" w:hanging="440"/>
+      </w:pPr>
+    </w:lvl>
+    <w:lvl w:ilvl="6" w:tplc="0409000F" w:tentative="1">
+      <w:start w:val="1"/>
+      <w:numFmt w:val="decimal"/>
+      <w:lvlText w:val="%7."/>
+      <w:lvlJc w:val="left"/>
+      <w:pPr>
+        <w:ind w:left="3080" w:hanging="440"/>
+      </w:pPr>
+    </w:lvl>
+    <w:lvl w:ilvl="7" w:tplc="04090017" w:tentative="1">
+      <w:start w:val="1"/>
+      <w:numFmt w:val="aiueoFullWidth"/>
+      <w:lvlText w:val="(%8)"/>
+      <w:lvlJc w:val="left"/>
+      <w:pPr>
+        <w:ind w:left="3520" w:hanging="440"/>
+      </w:pPr>
+    </w:lvl>
+    <w:lvl w:ilvl="8" w:tplc="04090011" w:tentative="1">
+      <w:start w:val="1"/>
+      <w:numFmt w:val="decimalEnclosedCircle"/>
+      <w:lvlText w:val="%9"/>
+      <w:lvlJc w:val="left"/>
+      <w:pPr>
+        <w:ind w:left="3960" w:hanging="440"/>
+      </w:pPr>
+    </w:lvl>
+  </w:abstractNum>
   <w:num w:numId="1" w16cid:durableId="1273366895">
     <w:abstractNumId w:val="2"/>
   </w:num>
@@ -3412,6 +3988,12 @@
   </w:num>
   <w:num w:numId="3" w16cid:durableId="1114666608">
     <w:abstractNumId w:val="0"/>
+  </w:num>
+  <w:num w:numId="4" w16cid:durableId="262341003">
+    <w:abstractNumId w:val="4"/>
+  </w:num>
+  <w:num w:numId="5" w16cid:durableId="198248588">
+    <w:abstractNumId w:val="3"/>
   </w:num>
 </w:numbering>
 </file>

--- a/化学実験レポート/有機化学実験_B1.docx
+++ b/化学実験レポート/有機化学実験_B1.docx
@@ -2891,6 +2891,13 @@
         </w:rPr>
         <w:t>℃であった。</w:t>
       </w:r>
+      <w:r>
+        <w:rPr>
+          <w:rFonts w:hint="eastAsia"/>
+          <w:sz w:val="22"/>
+        </w:rPr>
+        <w:t>穏やかにガスバーナーで加熱をはじめ、アニリンの減圧蒸留をした。</w:t>
+      </w:r>
     </w:p>
     <w:p>
       <w:pPr>
@@ -2909,7 +2916,85 @@
           <w:rFonts w:hint="eastAsia"/>
           <w:sz w:val="22"/>
         </w:rPr>
-        <w:t>穏やかにガスバーナーで加熱をはじめ、アニリンの減圧蒸留をした。</w:t>
+        <w:t>115</w:t>
+      </w:r>
+      <w:r>
+        <w:rPr>
+          <w:rFonts w:hint="eastAsia"/>
+          <w:sz w:val="22"/>
+        </w:rPr>
+        <w:t>℃のときに蒸留液が現れ始め、</w:t>
+      </w:r>
+      <w:r>
+        <w:rPr>
+          <w:rFonts w:hint="eastAsia"/>
+          <w:sz w:val="22"/>
+        </w:rPr>
+        <w:t>123.5</w:t>
+      </w:r>
+      <w:r>
+        <w:rPr>
+          <w:rFonts w:hint="eastAsia"/>
+          <w:sz w:val="22"/>
+        </w:rPr>
+        <w:t>℃のときほとんど蒸留が終わったため火を止めた。この</w:t>
+      </w:r>
+      <w:r>
+        <w:rPr>
+          <w:rFonts w:hint="eastAsia"/>
+          <w:sz w:val="22"/>
+        </w:rPr>
+        <w:lastRenderedPageBreak/>
+        <w:t>とき真空度は</w:t>
+      </w:r>
+      <w:r>
+        <w:rPr>
+          <w:rFonts w:hint="eastAsia"/>
+          <w:sz w:val="22"/>
+        </w:rPr>
+        <w:t>64.0kPa</w:t>
+      </w:r>
+      <w:r>
+        <w:rPr>
+          <w:rFonts w:hint="eastAsia"/>
+          <w:sz w:val="22"/>
+        </w:rPr>
+        <w:t>であった。</w:t>
+      </w:r>
+      <w:r>
+        <w:rPr>
+          <w:rFonts w:hint="eastAsia"/>
+          <w:sz w:val="22"/>
+        </w:rPr>
+        <w:t>受器とした</w:t>
+      </w:r>
+      <w:r>
+        <w:rPr>
+          <w:rFonts w:hint="eastAsia"/>
+          <w:sz w:val="22"/>
+        </w:rPr>
+        <w:t>5mL</w:t>
+      </w:r>
+      <w:r>
+        <w:rPr>
+          <w:rFonts w:hint="eastAsia"/>
+          <w:sz w:val="22"/>
+        </w:rPr>
+        <w:t>ナスフラスコの重量を測り、先に測った単体の重量を引いたところ</w:t>
+      </w:r>
+      <w:r>
+        <w:rPr>
+          <w:rFonts w:hint="eastAsia"/>
+          <w:sz w:val="22"/>
+        </w:rPr>
+        <w:t>2.68g</w:t>
+      </w:r>
+      <w:r>
+        <w:rPr>
+          <w:rFonts w:hint="eastAsia"/>
+          <w:sz w:val="22"/>
+        </w:rPr>
+        <w:t>だった。</w:t>
       </w:r>
     </w:p>
     <w:p>
@@ -2929,50 +3014,77 @@
           <w:rFonts w:hint="eastAsia"/>
           <w:sz w:val="22"/>
         </w:rPr>
-        <w:t>115</w:t>
-      </w:r>
-      <w:r>
-        <w:rPr>
-          <w:rFonts w:hint="eastAsia"/>
-          <w:sz w:val="22"/>
-        </w:rPr>
-        <w:t>℃のときに蒸留液が現れ始め、</w:t>
-      </w:r>
-      <w:r>
-        <w:rPr>
-          <w:rFonts w:hint="eastAsia"/>
-          <w:sz w:val="22"/>
-        </w:rPr>
-        <w:t>123.5</w:t>
-      </w:r>
-      <w:r>
-        <w:rPr>
-          <w:rFonts w:hint="eastAsia"/>
-          <w:sz w:val="22"/>
-        </w:rPr>
-        <w:t>℃のときほとんど蒸留が終わったため火を止めた。この</w:t>
-      </w:r>
-      <w:r>
-        <w:rPr>
-          <w:rFonts w:hint="eastAsia"/>
-          <w:sz w:val="22"/>
-        </w:rPr>
-        <w:lastRenderedPageBreak/>
-        <w:t>とき真空度は</w:t>
-      </w:r>
-      <w:r>
-        <w:rPr>
-          <w:rFonts w:hint="eastAsia"/>
-          <w:sz w:val="22"/>
-        </w:rPr>
-        <w:t>64.0kPa</w:t>
-      </w:r>
-      <w:r>
-        <w:rPr>
-          <w:rFonts w:hint="eastAsia"/>
-          <w:sz w:val="22"/>
-        </w:rPr>
-        <w:t>であった。</w:t>
+        <w:t>蒸留したアニリン</w:t>
+      </w:r>
+      <w:r>
+        <w:rPr>
+          <w:rFonts w:hint="eastAsia"/>
+          <w:sz w:val="22"/>
+        </w:rPr>
+        <w:t>2.0mL</w:t>
+      </w:r>
+      <w:r>
+        <w:rPr>
+          <w:rFonts w:hint="eastAsia"/>
+          <w:sz w:val="22"/>
+        </w:rPr>
+        <w:t>を乾いた試験管にとり、無水酢酸</w:t>
+      </w:r>
+      <w:r>
+        <w:rPr>
+          <w:rFonts w:hint="eastAsia"/>
+          <w:sz w:val="22"/>
+        </w:rPr>
+        <w:t>3.0mL</w:t>
+      </w:r>
+      <w:r>
+        <w:rPr>
+          <w:rFonts w:hint="eastAsia"/>
+          <w:sz w:val="22"/>
+        </w:rPr>
+        <w:t>をピペットで一滴ずつ滴下した。</w:t>
+      </w:r>
+      <w:r>
+        <w:rPr>
+          <w:rFonts w:hint="eastAsia"/>
+          <w:sz w:val="22"/>
+        </w:rPr>
+        <w:t>このとき</w:t>
+      </w:r>
+      <w:r>
+        <w:rPr>
+          <w:rFonts w:hint="eastAsia"/>
+          <w:sz w:val="22"/>
+        </w:rPr>
+        <w:t>かなりの</w:t>
+      </w:r>
+      <w:r>
+        <w:rPr>
+          <w:rFonts w:hint="eastAsia"/>
+          <w:sz w:val="22"/>
+        </w:rPr>
+        <w:t>発熱を起こした。</w:t>
+      </w:r>
+      <w:r>
+        <w:rPr>
+          <w:rFonts w:hint="eastAsia"/>
+          <w:sz w:val="22"/>
+        </w:rPr>
+        <w:t>滴下終了後、試験管を沸騰した湯浴に</w:t>
+      </w:r>
+      <w:r>
+        <w:rPr>
+          <w:rFonts w:hint="eastAsia"/>
+          <w:sz w:val="22"/>
+        </w:rPr>
+        <w:t>5</w:t>
+      </w:r>
+      <w:r>
+        <w:rPr>
+          <w:rFonts w:hint="eastAsia"/>
+          <w:sz w:val="22"/>
+        </w:rPr>
+        <w:t>分間入れた。</w:t>
       </w:r>
     </w:p>
     <w:p>
@@ -2992,35 +3104,35 @@
           <w:rFonts w:hint="eastAsia"/>
           <w:sz w:val="22"/>
         </w:rPr>
-        <w:t>受器とした</w:t>
-      </w:r>
-      <w:r>
-        <w:rPr>
-          <w:rFonts w:hint="eastAsia"/>
-          <w:sz w:val="22"/>
-        </w:rPr>
-        <w:t>5mL</w:t>
-      </w:r>
-      <w:r>
-        <w:rPr>
-          <w:rFonts w:hint="eastAsia"/>
-          <w:sz w:val="22"/>
-        </w:rPr>
-        <w:t>ナスフラスコの重量を測り、先に測った単体の重量を引いたところ</w:t>
-      </w:r>
-      <w:r>
-        <w:rPr>
-          <w:rFonts w:hint="eastAsia"/>
-          <w:sz w:val="22"/>
-        </w:rPr>
-        <w:t>2.68g</w:t>
-      </w:r>
-      <w:r>
-        <w:rPr>
-          <w:rFonts w:hint="eastAsia"/>
-          <w:sz w:val="22"/>
-        </w:rPr>
-        <w:t>だった。</w:t>
+        <w:t>この溶液を</w:t>
+      </w:r>
+      <w:r>
+        <w:rPr>
+          <w:rFonts w:hint="eastAsia"/>
+          <w:sz w:val="22"/>
+        </w:rPr>
+        <w:t>100mL</w:t>
+      </w:r>
+      <w:r>
+        <w:rPr>
+          <w:rFonts w:hint="eastAsia"/>
+          <w:sz w:val="22"/>
+        </w:rPr>
+        <w:t>ビーカーに用意した約</w:t>
+      </w:r>
+      <w:r>
+        <w:rPr>
+          <w:rFonts w:hint="eastAsia"/>
+          <w:sz w:val="22"/>
+        </w:rPr>
+        <w:t>30mL</w:t>
+      </w:r>
+      <w:r>
+        <w:rPr>
+          <w:rFonts w:hint="eastAsia"/>
+          <w:sz w:val="22"/>
+        </w:rPr>
+        <w:t>の水に少量ずつかき混ぜながら注ぎ込んだ。このとき真っ白な沈殿が生じた。</w:t>
       </w:r>
     </w:p>
     <w:p>
@@ -3040,35 +3152,63 @@
           <w:rFonts w:hint="eastAsia"/>
           <w:sz w:val="22"/>
         </w:rPr>
-        <w:t>蒸留したアニリン</w:t>
-      </w:r>
-      <w:r>
-        <w:rPr>
-          <w:rFonts w:hint="eastAsia"/>
-          <w:sz w:val="22"/>
-        </w:rPr>
-        <w:t>2.0mL</w:t>
-      </w:r>
-      <w:r>
-        <w:rPr>
-          <w:rFonts w:hint="eastAsia"/>
-          <w:sz w:val="22"/>
-        </w:rPr>
-        <w:t>を乾いた試験管にとり、無水酢酸</w:t>
-      </w:r>
-      <w:r>
-        <w:rPr>
-          <w:rFonts w:hint="eastAsia"/>
-          <w:sz w:val="22"/>
-        </w:rPr>
-        <w:t>3.0mL</w:t>
-      </w:r>
-      <w:r>
-        <w:rPr>
-          <w:rFonts w:hint="eastAsia"/>
-          <w:sz w:val="22"/>
-        </w:rPr>
-        <w:t>をピペットで一滴ずつ滴下した。</w:t>
+        <w:t>生じた沈殿をブフナー漏斗の吸引ろ過で集め、</w:t>
+      </w:r>
+      <w:r>
+        <w:rPr>
+          <w:rFonts w:hint="eastAsia"/>
+          <w:sz w:val="22"/>
+        </w:rPr>
+        <w:t>10mL</w:t>
+      </w:r>
+      <w:r>
+        <w:rPr>
+          <w:rFonts w:hint="eastAsia"/>
+          <w:sz w:val="22"/>
+        </w:rPr>
+        <w:t>の氷冷水で洗浄した後、ろ紙を使って乾燥させた。</w:t>
+      </w:r>
+      <w:r>
+        <w:rPr>
+          <w:rFonts w:hint="eastAsia"/>
+          <w:sz w:val="22"/>
+        </w:rPr>
+        <w:t>集めた結晶は白</w:t>
+      </w:r>
+      <w:r>
+        <w:rPr>
+          <w:rFonts w:hint="eastAsia"/>
+          <w:sz w:val="22"/>
+        </w:rPr>
+        <w:t>い</w:t>
+      </w:r>
+      <w:r>
+        <w:rPr>
+          <w:rFonts w:hint="eastAsia"/>
+          <w:sz w:val="22"/>
+        </w:rPr>
+        <w:t>粉のような結晶であった。</w:t>
+      </w:r>
+      <w:r>
+        <w:rPr>
+          <w:rFonts w:hint="eastAsia"/>
+          <w:sz w:val="22"/>
+        </w:rPr>
+        <w:t>乾燥した結晶を秤量したところ</w:t>
+      </w:r>
+      <w:r>
+        <w:rPr>
+          <w:rFonts w:hint="eastAsia"/>
+          <w:sz w:val="22"/>
+        </w:rPr>
+        <w:t>2.37g</w:t>
+      </w:r>
+      <w:r>
+        <w:rPr>
+          <w:rFonts w:hint="eastAsia"/>
+          <w:sz w:val="22"/>
+        </w:rPr>
+        <w:t>であり、ごく微量を薬包紙に残し次の実験に進んだ。</w:t>
       </w:r>
     </w:p>
     <w:p>
@@ -3088,21 +3228,42 @@
           <w:rFonts w:hint="eastAsia"/>
           <w:sz w:val="22"/>
         </w:rPr>
-        <w:t>滴下終了後、試験管を沸騰した湯浴に</w:t>
-      </w:r>
-      <w:r>
-        <w:rPr>
-          <w:rFonts w:hint="eastAsia"/>
-          <w:sz w:val="22"/>
-        </w:rPr>
-        <w:t>5</w:t>
-      </w:r>
-      <w:r>
-        <w:rPr>
-          <w:rFonts w:hint="eastAsia"/>
-          <w:sz w:val="22"/>
-        </w:rPr>
-        <w:t>分間入れた。</w:t>
+        <w:t>100mL</w:t>
+      </w:r>
+      <w:r>
+        <w:rPr>
+          <w:rFonts w:hint="eastAsia"/>
+          <w:sz w:val="22"/>
+        </w:rPr>
+        <w:t>ビーカーに酢酸</w:t>
+      </w:r>
+      <w:r>
+        <w:rPr>
+          <w:rFonts w:hint="eastAsia"/>
+          <w:sz w:val="22"/>
+        </w:rPr>
+        <w:t>4.0mL</w:t>
+      </w:r>
+      <w:r>
+        <w:rPr>
+          <w:rFonts w:hint="eastAsia"/>
+          <w:sz w:val="22"/>
+        </w:rPr>
+        <w:t>をとり、先に得られた結晶を全量加え振り混ぜ溶解させた。この溶液に濃硫酸</w:t>
+      </w:r>
+      <w:r>
+        <w:rPr>
+          <w:rFonts w:hint="eastAsia"/>
+          <w:sz w:val="22"/>
+        </w:rPr>
+        <w:t>5.0mL</w:t>
+      </w:r>
+      <w:r>
+        <w:rPr>
+          <w:rFonts w:hint="eastAsia"/>
+          <w:sz w:val="22"/>
+        </w:rPr>
+        <w:t>をピペットで一滴ずつ加えた。このとき発熱が起こった。全量加え終わったら用意しておいた氷水にビーカーを入れ、氷冷した。</w:t>
       </w:r>
     </w:p>
     <w:p>
@@ -3114,43 +3275,51 @@
         </w:numPr>
         <w:ind w:leftChars="0"/>
         <w:rPr>
-          <w:sz w:val="22"/>
-        </w:rPr>
-      </w:pPr>
-      <w:r>
-        <w:rPr>
-          <w:rFonts w:hint="eastAsia"/>
-          <w:sz w:val="22"/>
-        </w:rPr>
-        <w:t>この溶液を</w:t>
-      </w:r>
-      <w:r>
-        <w:rPr>
-          <w:rFonts w:hint="eastAsia"/>
-          <w:sz w:val="22"/>
-        </w:rPr>
-        <w:t>100mL</w:t>
-      </w:r>
-      <w:r>
-        <w:rPr>
-          <w:rFonts w:hint="eastAsia"/>
-          <w:sz w:val="22"/>
-        </w:rPr>
-        <w:t>ビーカーに用意した約</w:t>
-      </w:r>
-      <w:r>
-        <w:rPr>
-          <w:rFonts w:hint="eastAsia"/>
-          <w:sz w:val="22"/>
-        </w:rPr>
-        <w:t>30mL</w:t>
-      </w:r>
-      <w:r>
-        <w:rPr>
-          <w:rFonts w:hint="eastAsia"/>
-          <w:sz w:val="22"/>
-        </w:rPr>
-        <w:t>の水に少量ずつかき混ぜながら注ぎ込んだ。このとき真っ白な沈殿が生じた。</w:t>
+          <w:rFonts w:hint="eastAsia"/>
+          <w:sz w:val="22"/>
+        </w:rPr>
+      </w:pPr>
+      <w:r>
+        <w:rPr>
+          <w:rFonts w:hint="eastAsia"/>
+          <w:sz w:val="22"/>
+        </w:rPr>
+        <w:t>乾いた試験管に濃硫酸</w:t>
+      </w:r>
+      <w:r>
+        <w:rPr>
+          <w:rFonts w:hint="eastAsia"/>
+          <w:sz w:val="22"/>
+        </w:rPr>
+        <w:t>2.0mL</w:t>
+      </w:r>
+      <w:r>
+        <w:rPr>
+          <w:rFonts w:hint="eastAsia"/>
+          <w:sz w:val="22"/>
+        </w:rPr>
+        <w:t>とり、続いて濃硝酸</w:t>
+      </w:r>
+      <w:r>
+        <w:rPr>
+          <w:rFonts w:hint="eastAsia"/>
+          <w:sz w:val="22"/>
+        </w:rPr>
+        <w:t>2.0mL</w:t>
+      </w:r>
+      <w:r>
+        <w:rPr>
+          <w:rFonts w:hint="eastAsia"/>
+          <w:sz w:val="22"/>
+        </w:rPr>
+        <w:t>をピペットで滴下し混酸を調製した。このとき発熱し白煙が生じた。</w:t>
+      </w:r>
+      <w:r>
+        <w:rPr>
+          <w:rFonts w:hint="eastAsia"/>
+          <w:sz w:val="22"/>
+        </w:rPr>
+        <w:t>この試験管も氷水に浸ししばらく氷冷した。</w:t>
       </w:r>
     </w:p>
     <w:p>
@@ -3170,21 +3339,56 @@
           <w:rFonts w:hint="eastAsia"/>
           <w:sz w:val="22"/>
         </w:rPr>
-        <w:t>生じた沈殿をブフナー漏斗の吸引ろ過で集め、</w:t>
-      </w:r>
-      <w:r>
-        <w:rPr>
-          <w:rFonts w:hint="eastAsia"/>
-          <w:sz w:val="22"/>
-        </w:rPr>
-        <w:t>10mL</w:t>
-      </w:r>
-      <w:r>
-        <w:rPr>
-          <w:rFonts w:hint="eastAsia"/>
-          <w:sz w:val="22"/>
-        </w:rPr>
-        <w:t>の氷冷水で洗浄した後、ろ紙を使って乾燥させた。</w:t>
+        <w:t>氷水につけながら⑦の溶液に⑧の混酸を</w:t>
+      </w:r>
+      <w:r>
+        <w:rPr>
+          <w:rFonts w:hint="eastAsia"/>
+          <w:sz w:val="22"/>
+        </w:rPr>
+        <w:t>5</w:t>
+      </w:r>
+      <w:r>
+        <w:rPr>
+          <w:rFonts w:hint="eastAsia"/>
+          <w:sz w:val="22"/>
+        </w:rPr>
+        <w:t>分ほどかけて振り混ぜながら滴下した。</w:t>
+      </w:r>
+      <w:r>
+        <w:rPr>
+          <w:rFonts w:hint="eastAsia"/>
+          <w:sz w:val="22"/>
+        </w:rPr>
+        <w:t>このとき黄色の溶液であった。滴下終了後、氷水から取り出し</w:t>
+      </w:r>
+      <w:r>
+        <w:rPr>
+          <w:rFonts w:hint="eastAsia"/>
+          <w:sz w:val="22"/>
+        </w:rPr>
+        <w:t>32</w:t>
+      </w:r>
+      <w:r>
+        <w:rPr>
+          <w:rFonts w:hint="eastAsia"/>
+          <w:sz w:val="22"/>
+        </w:rPr>
+        <w:t>℃の湯浴でときどき混ぜながら</w:t>
+      </w:r>
+      <w:r>
+        <w:rPr>
+          <w:rFonts w:hint="eastAsia"/>
+          <w:sz w:val="22"/>
+        </w:rPr>
+        <w:t>10</w:t>
+      </w:r>
+      <w:r>
+        <w:rPr>
+          <w:rFonts w:hint="eastAsia"/>
+          <w:sz w:val="22"/>
+        </w:rPr>
+        <w:t>分放置した。</w:t>
       </w:r>
     </w:p>
     <w:p>
@@ -3204,28 +3408,42 @@
           <w:rFonts w:hint="eastAsia"/>
           <w:sz w:val="22"/>
         </w:rPr>
-        <w:t>乾燥した結晶を秤量したところ</w:t>
-      </w:r>
-      <w:r>
-        <w:rPr>
-          <w:rFonts w:hint="eastAsia"/>
-          <w:sz w:val="22"/>
-        </w:rPr>
-        <w:t>2.37g</w:t>
-      </w:r>
-      <w:r>
-        <w:rPr>
-          <w:rFonts w:hint="eastAsia"/>
-          <w:sz w:val="22"/>
-        </w:rPr>
-        <w:t>であり、ごく微量を薬包紙に残し次の実験に進んだ</w:t>
-      </w:r>
-      <w:r>
-        <w:rPr>
-          <w:rFonts w:hint="eastAsia"/>
-          <w:sz w:val="22"/>
-        </w:rPr>
-        <w:t>。</w:t>
+        <w:t>別のビーカーに水</w:t>
+      </w:r>
+      <w:r>
+        <w:rPr>
+          <w:rFonts w:hint="eastAsia"/>
+          <w:sz w:val="22"/>
+        </w:rPr>
+        <w:t>10.0mL</w:t>
+      </w:r>
+      <w:r>
+        <w:rPr>
+          <w:rFonts w:hint="eastAsia"/>
+          <w:sz w:val="22"/>
+        </w:rPr>
+        <w:t>と氷一粒を入れておき、そこに⑨の溶液を注ぎ込んだところマヨネーズのような粘性の高い黄色の溶液になった。</w:t>
+      </w:r>
+      <w:r>
+        <w:rPr>
+          <w:rFonts w:hint="eastAsia"/>
+          <w:sz w:val="22"/>
+        </w:rPr>
+        <w:t>ときどき振り混ぜながら</w:t>
+      </w:r>
+      <w:r>
+        <w:rPr>
+          <w:rFonts w:hint="eastAsia"/>
+          <w:sz w:val="22"/>
+        </w:rPr>
+        <w:t>5</w:t>
+      </w:r>
+      <w:r>
+        <w:rPr>
+          <w:rFonts w:hint="eastAsia"/>
+          <w:sz w:val="22"/>
+        </w:rPr>
+        <w:t>分放置した。</w:t>
       </w:r>
     </w:p>
     <w:p>
@@ -3240,85 +3458,176 @@
           <w:sz w:val="22"/>
         </w:rPr>
       </w:pPr>
+      <w:r>
+        <w:rPr>
+          <w:rFonts w:hint="eastAsia"/>
+          <w:sz w:val="22"/>
+        </w:rPr>
+        <w:t>吸引ビンとブフナー漏斗で溶液を吸引ろ過し沈殿を集めた。ろ液を用いてビーカーに残った溶液を洗い出した。同様のことをもう一回行った。その後の</w:t>
+      </w:r>
+      <w:r>
+        <w:rPr>
+          <w:rFonts w:hint="eastAsia"/>
+          <w:sz w:val="22"/>
+        </w:rPr>
+        <w:t>黄色の</w:t>
+      </w:r>
+      <w:r>
+        <w:rPr>
+          <w:rFonts w:hint="eastAsia"/>
+          <w:sz w:val="22"/>
+        </w:rPr>
+        <w:t>ろ液はビーカーにとり氷冷しておいた。</w:t>
+      </w:r>
     </w:p>
     <w:p>
       <w:pPr>
-        <w:rPr>
-          <w:sz w:val="22"/>
-        </w:rPr>
-      </w:pPr>
-      <w:r>
-        <w:rPr>
-          <w:rFonts w:hint="eastAsia"/>
-          <w:sz w:val="22"/>
-        </w:rPr>
-        <w:t>4</w:t>
-      </w:r>
-      <w:r>
-        <w:rPr>
-          <w:sz w:val="22"/>
-        </w:rPr>
-        <w:t xml:space="preserve">. </w:t>
-      </w:r>
-      <w:r>
-        <w:rPr>
-          <w:rFonts w:hint="eastAsia"/>
-          <w:sz w:val="22"/>
-        </w:rPr>
-        <w:t>結果</w:t>
-      </w:r>
-      <w:r>
-        <w:rPr>
-          <w:rFonts w:hint="eastAsia"/>
-          <w:sz w:val="22"/>
-        </w:rPr>
-        <w:t>に対する</w:t>
-      </w:r>
-      <w:r>
-        <w:rPr>
-          <w:rFonts w:hint="eastAsia"/>
-          <w:sz w:val="22"/>
-        </w:rPr>
-        <w:t>考察</w:t>
+        <w:pStyle w:val="a4"/>
+        <w:numPr>
+          <w:ilvl w:val="0"/>
+          <w:numId w:val="5"/>
+        </w:numPr>
+        <w:ind w:leftChars="0"/>
+        <w:rPr>
+          <w:sz w:val="22"/>
+        </w:rPr>
+      </w:pPr>
+      <w:r>
+        <w:rPr>
+          <w:rFonts w:hint="eastAsia"/>
+          <w:sz w:val="22"/>
+        </w:rPr>
+        <w:t>集めた沈殿を</w:t>
+      </w:r>
+      <w:r>
+        <w:rPr>
+          <w:rFonts w:hint="eastAsia"/>
+          <w:sz w:val="22"/>
+        </w:rPr>
+        <w:t>10.0mL</w:t>
+      </w:r>
+      <w:r>
+        <w:rPr>
+          <w:rFonts w:hint="eastAsia"/>
+          <w:sz w:val="22"/>
+        </w:rPr>
+        <w:t>の氷冷水で洗浄し吸引した。同様の操作をもう</w:t>
+      </w:r>
+      <w:r>
+        <w:rPr>
+          <w:rFonts w:hint="eastAsia"/>
+          <w:sz w:val="22"/>
+        </w:rPr>
+        <w:t>3</w:t>
+      </w:r>
+      <w:r>
+        <w:rPr>
+          <w:rFonts w:hint="eastAsia"/>
+          <w:sz w:val="22"/>
+        </w:rPr>
+        <w:t>回行った。このとき結晶は黄色よりの白色で粉のような結晶であった。結晶をろ紙の上に出し水分を除去した。</w:t>
+      </w:r>
+      <w:r>
+        <w:rPr>
+          <w:rFonts w:hint="eastAsia"/>
+          <w:sz w:val="22"/>
+        </w:rPr>
+        <w:t>その後秤量した。</w:t>
       </w:r>
     </w:p>
     <w:p>
       <w:pPr>
-        <w:rPr>
-          <w:sz w:val="22"/>
-        </w:rPr>
-      </w:pPr>
+        <w:pStyle w:val="a4"/>
+        <w:numPr>
+          <w:ilvl w:val="0"/>
+          <w:numId w:val="5"/>
+        </w:numPr>
+        <w:ind w:leftChars="0"/>
+        <w:rPr>
+          <w:sz w:val="22"/>
+        </w:rPr>
+      </w:pPr>
+      <w:r>
+        <w:rPr>
+          <w:rFonts w:hint="eastAsia"/>
+          <w:sz w:val="22"/>
+        </w:rPr>
+        <w:t>⑪で回収したろ液を同じように吸引ろ過、洗浄、乾燥させた。このとき黄色の粉の結晶になった。</w:t>
+      </w:r>
     </w:p>
     <w:p>
       <w:pPr>
-        <w:rPr>
-          <w:sz w:val="22"/>
-        </w:rPr>
-      </w:pPr>
-      <w:r>
-        <w:rPr>
-          <w:rFonts w:hint="eastAsia"/>
-          <w:sz w:val="22"/>
-        </w:rPr>
-        <w:t>5</w:t>
-      </w:r>
-      <w:r>
-        <w:rPr>
-          <w:sz w:val="22"/>
-        </w:rPr>
-        <w:t xml:space="preserve">. </w:t>
-      </w:r>
-      <w:r>
-        <w:rPr>
-          <w:rFonts w:hint="eastAsia"/>
-          <w:sz w:val="22"/>
-        </w:rPr>
-        <w:t>反応機構</w:t>
+        <w:pStyle w:val="a4"/>
+        <w:numPr>
+          <w:ilvl w:val="0"/>
+          <w:numId w:val="5"/>
+        </w:numPr>
+        <w:ind w:leftChars="0"/>
+        <w:rPr>
+          <w:sz w:val="22"/>
+        </w:rPr>
+      </w:pPr>
+      <w:r>
+        <w:rPr>
+          <w:rFonts w:hint="eastAsia"/>
+          <w:sz w:val="22"/>
+        </w:rPr>
+        <w:t>⑫と⑬の結晶を少量の展開液</w:t>
+      </w:r>
+      <w:r>
+        <w:rPr>
+          <w:rFonts w:hint="eastAsia"/>
+          <w:sz w:val="22"/>
+        </w:rPr>
+        <w:t>(</w:t>
+      </w:r>
+      <w:r>
+        <w:rPr>
+          <w:rFonts w:hint="eastAsia"/>
+          <w:sz w:val="22"/>
+        </w:rPr>
+        <w:t>酢酸エチル</w:t>
+      </w:r>
+      <w:r>
+        <w:rPr>
+          <w:rFonts w:hint="eastAsia"/>
+          <w:sz w:val="22"/>
+        </w:rPr>
+        <w:t>:</w:t>
+      </w:r>
+      <w:r>
+        <w:rPr>
+          <w:rFonts w:hint="eastAsia"/>
+          <w:sz w:val="22"/>
+        </w:rPr>
+        <w:t>ヘキサン＝</w:t>
+      </w:r>
+      <w:r>
+        <w:rPr>
+          <w:rFonts w:hint="eastAsia"/>
+          <w:sz w:val="22"/>
+        </w:rPr>
+        <w:t>9:1</w:t>
+      </w:r>
+      <w:r>
+        <w:rPr>
+          <w:rFonts w:hint="eastAsia"/>
+          <w:sz w:val="22"/>
+        </w:rPr>
+        <w:t>)</w:t>
+      </w:r>
+      <w:r>
+        <w:rPr>
+          <w:rFonts w:hint="eastAsia"/>
+          <w:sz w:val="22"/>
+        </w:rPr>
+        <w:t>に溶かし同じ展開液でシリカゲルの薄層クロマトグラフィーをおこなった。結果は図２に示す。</w:t>
       </w:r>
     </w:p>
     <w:p>
       <w:pPr>
         <w:rPr>
+          <w:rFonts w:hint="eastAsia"/>
           <w:sz w:val="22"/>
         </w:rPr>
       </w:pPr>
@@ -3334,7 +3643,7 @@
           <w:rFonts w:hint="eastAsia"/>
           <w:sz w:val="22"/>
         </w:rPr>
-        <w:t>6</w:t>
+        <w:t>4</w:t>
       </w:r>
       <w:r>
         <w:rPr>
@@ -3347,21 +3656,21 @@
           <w:rFonts w:hint="eastAsia"/>
           <w:sz w:val="22"/>
         </w:rPr>
-        <w:t>課題</w:t>
-      </w:r>
-      <w:r>
-        <w:rPr>
-          <w:rFonts w:hint="eastAsia"/>
-          <w:sz w:val="22"/>
-        </w:rPr>
-        <w:t>の</w:t>
-      </w:r>
-      <w:r>
-        <w:rPr>
-          <w:rFonts w:hint="eastAsia"/>
-          <w:sz w:val="22"/>
-        </w:rPr>
-        <w:t>回答</w:t>
+        <w:t>結果</w:t>
+      </w:r>
+      <w:r>
+        <w:rPr>
+          <w:rFonts w:hint="eastAsia"/>
+          <w:sz w:val="22"/>
+        </w:rPr>
+        <w:t>に対する</w:t>
+      </w:r>
+      <w:r>
+        <w:rPr>
+          <w:rFonts w:hint="eastAsia"/>
+          <w:sz w:val="22"/>
+        </w:rPr>
+        <w:t>考察</w:t>
       </w:r>
     </w:p>
     <w:p>
@@ -3374,37 +3683,37 @@
     <w:p>
       <w:pPr>
         <w:rPr>
-          <w:sz w:val="22"/>
-        </w:rPr>
-      </w:pPr>
-      <w:r>
-        <w:rPr>
-          <w:rFonts w:hint="eastAsia"/>
-          <w:sz w:val="22"/>
-        </w:rPr>
-        <w:t>7</w:t>
-      </w:r>
-      <w:r>
-        <w:rPr>
-          <w:sz w:val="22"/>
-        </w:rPr>
-        <w:t xml:space="preserve">. </w:t>
-      </w:r>
-      <w:r>
-        <w:rPr>
-          <w:rFonts w:hint="eastAsia"/>
-          <w:sz w:val="22"/>
-        </w:rPr>
-        <w:t>参考文献等</w:t>
-      </w:r>
+          <w:rFonts w:hint="eastAsia"/>
+          <w:sz w:val="22"/>
+        </w:rPr>
+      </w:pPr>
     </w:p>
     <w:p>
       <w:pPr>
         <w:rPr>
-          <w:color w:val="FF0000"/>
-          <w:sz w:val="22"/>
-        </w:rPr>
-      </w:pPr>
+          <w:sz w:val="22"/>
+        </w:rPr>
+      </w:pPr>
+      <w:r>
+        <w:rPr>
+          <w:rFonts w:hint="eastAsia"/>
+          <w:sz w:val="22"/>
+        </w:rPr>
+        <w:t>5</w:t>
+      </w:r>
+      <w:r>
+        <w:rPr>
+          <w:sz w:val="22"/>
+        </w:rPr>
+        <w:t xml:space="preserve">. </w:t>
+      </w:r>
+      <w:r>
+        <w:rPr>
+          <w:rFonts w:hint="eastAsia"/>
+          <w:sz w:val="22"/>
+        </w:rPr>
+        <w:t>反応機構</w:t>
+      </w:r>
     </w:p>
     <w:p>
       <w:pPr>
@@ -3412,37 +3721,188 @@
           <w:sz w:val="22"/>
         </w:rPr>
       </w:pPr>
-      <w:r>
-        <w:rPr>
-          <w:rFonts w:hint="eastAsia"/>
-          <w:sz w:val="22"/>
-        </w:rPr>
-        <w:t>8.</w:t>
-      </w:r>
-      <w:r>
-        <w:rPr>
-          <w:sz w:val="22"/>
-        </w:rPr>
-        <w:t xml:space="preserve"> </w:t>
-      </w:r>
-      <w:r>
-        <w:rPr>
-          <w:rFonts w:hint="eastAsia"/>
-          <w:sz w:val="22"/>
-        </w:rPr>
-        <w:t>実験の感想</w:t>
-      </w:r>
     </w:p>
     <w:p>
       <w:pPr>
         <w:rPr>
+          <w:rFonts w:hint="eastAsia"/>
+          <w:sz w:val="22"/>
+        </w:rPr>
+      </w:pPr>
+    </w:p>
+    <w:p>
+      <w:pPr>
+        <w:rPr>
+          <w:sz w:val="22"/>
+        </w:rPr>
+      </w:pPr>
+      <w:r>
+        <w:rPr>
+          <w:rFonts w:hint="eastAsia"/>
+          <w:sz w:val="22"/>
+        </w:rPr>
+        <w:t>6</w:t>
+      </w:r>
+      <w:r>
+        <w:rPr>
+          <w:sz w:val="22"/>
+        </w:rPr>
+        <w:t xml:space="preserve">. </w:t>
+      </w:r>
+      <w:r>
+        <w:rPr>
+          <w:rFonts w:hint="eastAsia"/>
+          <w:sz w:val="22"/>
+        </w:rPr>
+        <w:t>課題</w:t>
+      </w:r>
+      <w:r>
+        <w:rPr>
+          <w:rFonts w:hint="eastAsia"/>
+          <w:sz w:val="22"/>
+        </w:rPr>
+        <w:t>の</w:t>
+      </w:r>
+      <w:r>
+        <w:rPr>
+          <w:rFonts w:hint="eastAsia"/>
+          <w:sz w:val="22"/>
+        </w:rPr>
+        <w:t>回答</w:t>
+      </w:r>
+    </w:p>
+    <w:p>
+      <w:pPr>
+        <w:rPr>
+          <w:sz w:val="22"/>
+        </w:rPr>
+      </w:pPr>
+    </w:p>
+    <w:p>
+      <w:pPr>
+        <w:rPr>
+          <w:sz w:val="22"/>
+        </w:rPr>
+      </w:pPr>
+      <w:r>
+        <w:rPr>
+          <w:rFonts w:hint="eastAsia"/>
+          <w:sz w:val="22"/>
+        </w:rPr>
+        <w:t>7</w:t>
+      </w:r>
+      <w:r>
+        <w:rPr>
+          <w:sz w:val="22"/>
+        </w:rPr>
+        <w:t xml:space="preserve">. </w:t>
+      </w:r>
+      <w:r>
+        <w:rPr>
+          <w:rFonts w:hint="eastAsia"/>
+          <w:sz w:val="22"/>
+        </w:rPr>
+        <w:t>参考文献等</w:t>
+      </w:r>
+    </w:p>
+    <w:p>
+      <w:pPr>
+        <w:rPr>
+          <w:rFonts w:hint="eastAsia"/>
+        </w:rPr>
+      </w:pPr>
+      <w:r>
+        <w:t>ニトロ化反応の条件とやり方</w:t>
+      </w:r>
+      <w:r>
+        <w:rPr>
+          <w:rFonts w:hint="eastAsia"/>
+        </w:rPr>
+        <w:t>｜ネット</w:t>
+      </w:r>
+      <w:r>
+        <w:rPr>
+          <w:rFonts w:hint="eastAsia"/>
+        </w:rPr>
+        <w:t>de</w:t>
+      </w:r>
+      <w:r>
+        <w:rPr>
+          <w:rFonts w:hint="eastAsia"/>
+        </w:rPr>
+        <w:t>カガク</w:t>
+      </w:r>
+      <w:r>
+        <w:rPr>
+          <w:rFonts w:hint="eastAsia"/>
+        </w:rPr>
+        <w:t>、</w:t>
+      </w:r>
+      <w:hyperlink r:id="rId7" w:history="1">
+        <w:r>
+          <w:rPr>
+            <w:rStyle w:val="ae"/>
+          </w:rPr>
+          <w:t>h</w:t>
+        </w:r>
+        <w:r>
+          <w:rPr>
+            <w:rStyle w:val="ae"/>
+          </w:rPr>
+          <w:t>ttps://netdekagaku.com/nitration/</w:t>
+        </w:r>
+      </w:hyperlink>
+      <w:r>
+        <w:rPr>
+          <w:rFonts w:hint="eastAsia"/>
+        </w:rPr>
+        <w:t>、</w:t>
+      </w:r>
+      <w:r>
+        <w:rPr>
+          <w:rFonts w:hint="eastAsia"/>
+        </w:rPr>
+        <w:t>2026/5/2</w:t>
+      </w:r>
+    </w:p>
+    <w:p>
+      <w:pPr>
+        <w:rPr>
+          <w:sz w:val="22"/>
+        </w:rPr>
+      </w:pPr>
+      <w:r>
+        <w:rPr>
+          <w:rFonts w:hint="eastAsia"/>
+          <w:sz w:val="22"/>
+        </w:rPr>
+        <w:lastRenderedPageBreak/>
+        <w:t>8.</w:t>
+      </w:r>
+      <w:r>
+        <w:rPr>
+          <w:sz w:val="22"/>
+        </w:rPr>
+        <w:t xml:space="preserve"> </w:t>
+      </w:r>
+      <w:r>
+        <w:rPr>
+          <w:rFonts w:hint="eastAsia"/>
+          <w:sz w:val="22"/>
+        </w:rPr>
+        <w:t>実験の感想</w:t>
+      </w:r>
+    </w:p>
+    <w:p>
+      <w:pPr>
+        <w:rPr>
           <w:color w:val="FF0000"/>
           <w:sz w:val="22"/>
         </w:rPr>
       </w:pPr>
     </w:p>
     <w:sectPr>
-      <w:footerReference w:type="default" r:id="rId7"/>
+      <w:footerReference w:type="default" r:id="rId8"/>
       <w:type w:val="continuous"/>
       <w:pgSz w:w="11906" w:h="16838" w:code="9"/>
       <w:pgMar w:top="851" w:right="1134" w:bottom="851" w:left="1134" w:header="851" w:footer="992" w:gutter="0"/>
@@ -4401,7 +4861,6 @@
   <w:style w:type="character" w:default="1" w:styleId="a0">
     <w:name w:val="Default Paragraph Font"/>
     <w:uiPriority w:val="1"/>
-    <w:semiHidden/>
     <w:unhideWhenUsed/>
   </w:style>
   <w:style w:type="table" w:default="1" w:styleId="a1">
@@ -4561,6 +5020,29 @@
     <w:rPr>
       <w:b/>
       <w:bCs/>
+    </w:rPr>
+  </w:style>
+  <w:style w:type="character" w:styleId="ae">
+    <w:name w:val="Hyperlink"/>
+    <w:basedOn w:val="a0"/>
+    <w:uiPriority w:val="99"/>
+    <w:unhideWhenUsed/>
+    <w:rsid w:val="002D3BEB"/>
+    <w:rPr>
+      <w:color w:val="0563C1" w:themeColor="hyperlink"/>
+      <w:u w:val="single"/>
+    </w:rPr>
+  </w:style>
+  <w:style w:type="character" w:styleId="af">
+    <w:name w:val="Unresolved Mention"/>
+    <w:basedOn w:val="a0"/>
+    <w:uiPriority w:val="99"/>
+    <w:semiHidden/>
+    <w:unhideWhenUsed/>
+    <w:rsid w:val="002D3BEB"/>
+    <w:rPr>
+      <w:color w:val="605E5C"/>
+      <w:shd w:val="clear" w:color="auto" w:fill="E1DFDD"/>
     </w:rPr>
   </w:style>
 </w:styles>

--- a/化学実験レポート/有機化学実験_B1.docx
+++ b/化学実験レポート/有機化学実験_B1.docx
@@ -3275,7 +3275,6 @@
         </w:numPr>
         <w:ind w:leftChars="0"/>
         <w:rPr>
-          <w:rFonts w:hint="eastAsia"/>
           <w:sz w:val="22"/>
         </w:rPr>
       </w:pPr>
@@ -3627,7 +3626,6 @@
     <w:p>
       <w:pPr>
         <w:rPr>
-          <w:rFonts w:hint="eastAsia"/>
           <w:sz w:val="22"/>
         </w:rPr>
       </w:pPr>
@@ -3683,7 +3681,6 @@
     <w:p>
       <w:pPr>
         <w:rPr>
-          <w:rFonts w:hint="eastAsia"/>
           <w:sz w:val="22"/>
         </w:rPr>
       </w:pPr>
@@ -3721,11 +3718,37 @@
           <w:sz w:val="22"/>
         </w:rPr>
       </w:pPr>
+      <w:r>
+        <w:object w:dxaOrig="9780" w:dyaOrig="2227" w14:anchorId="207FC9FE">
+          <v:shapetype id="_x0000_t75" coordsize="21600,21600" o:spt="75" o:preferrelative="t" path="m@4@5l@4@11@9@11@9@5xe" filled="f" stroked="f">
+            <v:stroke joinstyle="miter"/>
+            <v:formulas>
+              <v:f eqn="if lineDrawn pixelLineWidth 0"/>
+              <v:f eqn="sum @0 1 0"/>
+              <v:f eqn="sum 0 0 @1"/>
+              <v:f eqn="prod @2 1 2"/>
+              <v:f eqn="prod @3 21600 pixelWidth"/>
+              <v:f eqn="prod @3 21600 pixelHeight"/>
+              <v:f eqn="sum @0 0 1"/>
+              <v:f eqn="prod @6 1 2"/>
+              <v:f eqn="prod @7 21600 pixelWidth"/>
+              <v:f eqn="sum @8 21600 0"/>
+              <v:f eqn="prod @7 21600 pixelHeight"/>
+              <v:f eqn="sum @10 21600 0"/>
+            </v:formulas>
+            <v:path o:extrusionok="f" gradientshapeok="t" o:connecttype="rect"/>
+            <o:lock v:ext="edit" aspectratio="t"/>
+          </v:shapetype>
+          <v:shape id="_x0000_i1025" type="#_x0000_t75" style="width:481.45pt;height:109.55pt" o:ole="">
+            <v:imagedata r:id="rId7" o:title=""/>
+          </v:shape>
+          <o:OLEObject Type="Embed" ProgID="ChemDraw_x64.Document.6.0" ShapeID="_x0000_i1025" DrawAspect="Content" ObjectID="_1839420120" r:id="rId8"/>
+        </w:object>
+      </w:r>
     </w:p>
     <w:p>
       <w:pPr>
         <w:rPr>
-          <w:rFonts w:hint="eastAsia"/>
           <w:sz w:val="22"/>
         </w:rPr>
       </w:pPr>
@@ -3777,132 +3800,757 @@
           <w:sz w:val="22"/>
         </w:rPr>
       </w:pPr>
+      <w:r>
+        <w:rPr>
+          <w:rFonts w:hint="eastAsia"/>
+          <w:sz w:val="22"/>
+        </w:rPr>
+        <w:t xml:space="preserve">(1) </w:t>
+      </w:r>
+      <w:r>
+        <w:rPr>
+          <w:rFonts w:hint="eastAsia"/>
+          <w:sz w:val="22"/>
+        </w:rPr>
+        <w:t>無水酢酸のとき酢酸が副生成物としてでき</w:t>
+      </w:r>
+      <w:r>
+        <w:rPr>
+          <w:rFonts w:hint="eastAsia"/>
+          <w:sz w:val="22"/>
+        </w:rPr>
+        <w:t>逆反応がほとんど起こらないが、反応に酢酸を</w:t>
+      </w:r>
     </w:p>
     <w:p>
       <w:pPr>
         <w:rPr>
-          <w:sz w:val="22"/>
-        </w:rPr>
-      </w:pPr>
-      <w:r>
-        <w:rPr>
-          <w:rFonts w:hint="eastAsia"/>
-          <w:sz w:val="22"/>
-        </w:rPr>
-        <w:t>7</w:t>
-      </w:r>
-      <w:r>
-        <w:rPr>
-          <w:sz w:val="22"/>
-        </w:rPr>
-        <w:t xml:space="preserve">. </w:t>
-      </w:r>
-      <w:r>
-        <w:rPr>
-          <w:rFonts w:hint="eastAsia"/>
-          <w:sz w:val="22"/>
-        </w:rPr>
-        <w:t>参考文献等</w:t>
+          <w:rFonts w:hint="eastAsia"/>
+          <w:sz w:val="22"/>
+        </w:rPr>
+      </w:pPr>
+      <w:r>
+        <w:rPr>
+          <w:rFonts w:hint="eastAsia"/>
+          <w:sz w:val="22"/>
+        </w:rPr>
+        <w:t>使う場</w:t>
+      </w:r>
+      <w:r>
+        <w:rPr>
+          <w:sz w:val="22"/>
+          <w:szCs w:val="24"/>
+        </w:rPr>
+        <w:t>合は</w:t>
+      </w:r>
+      <w:r>
+        <w:rPr>
+          <w:rFonts w:hint="eastAsia"/>
+          <w:sz w:val="22"/>
+          <w:szCs w:val="24"/>
+        </w:rPr>
+        <w:t>水が生成し副反応を起こす。</w:t>
       </w:r>
     </w:p>
     <w:p>
-      <w:pPr>
-        <w:rPr>
-          <w:rFonts w:hint="eastAsia"/>
-        </w:rPr>
-      </w:pPr>
-      <w:r>
-        <w:t>ニトロ化反応の条件とやり方</w:t>
-      </w:r>
-      <w:r>
-        <w:rPr>
-          <w:rFonts w:hint="eastAsia"/>
-        </w:rPr>
-        <w:t>｜ネット</w:t>
-      </w:r>
-      <w:r>
-        <w:rPr>
-          <w:rFonts w:hint="eastAsia"/>
-        </w:rPr>
-        <w:t>de</w:t>
-      </w:r>
-      <w:r>
-        <w:rPr>
-          <w:rFonts w:hint="eastAsia"/>
-        </w:rPr>
-        <w:t>カガク</w:t>
-      </w:r>
-      <w:r>
-        <w:rPr>
-          <w:rFonts w:hint="eastAsia"/>
+      <w:r>
+        <w:object w:dxaOrig="6487" w:dyaOrig="972" w14:anchorId="32502512">
+          <v:shape id="_x0000_i1027" type="#_x0000_t75" style="width:324.3pt;height:48.85pt" o:ole="">
+            <v:imagedata r:id="rId9" o:title=""/>
+          </v:shape>
+          <o:OLEObject Type="Embed" ProgID="ChemDraw_x64.Document.6.0" ShapeID="_x0000_i1027" DrawAspect="Content" ObjectID="_1839420121" r:id="rId10"/>
+        </w:object>
+      </w:r>
+    </w:p>
+    <w:p>
+      <w:pPr>
+        <w:rPr>
+          <w:rFonts w:hint="eastAsia"/>
+        </w:rPr>
+      </w:pPr>
+      <w:r>
+        <w:rPr>
+          <w:rFonts w:hint="eastAsia"/>
+          <w:sz w:val="22"/>
+          <w:szCs w:val="24"/>
+        </w:rPr>
+        <w:t xml:space="preserve">(2) </w:t>
+      </w:r>
+      <w:r>
+        <w:rPr>
+          <w:rFonts w:hint="eastAsia"/>
+          <w:sz w:val="22"/>
+          <w:szCs w:val="24"/>
+        </w:rPr>
+        <w:t>硫酸</w:t>
+      </w:r>
+      <w:r>
+        <w:rPr>
+          <w:sz w:val="22"/>
+          <w:szCs w:val="24"/>
+        </w:rPr>
+        <w:t>を加えることで硝酸をニトロニウムイオンに</w:t>
+      </w:r>
+      <w:r>
+        <w:rPr>
+          <w:rFonts w:hint="eastAsia"/>
+          <w:sz w:val="22"/>
+          <w:szCs w:val="24"/>
+        </w:rPr>
+        <w:t>し</w:t>
+      </w:r>
+      <w:r>
+        <w:rPr>
+          <w:rFonts w:hint="eastAsia"/>
+          <w:sz w:val="22"/>
+          <w:szCs w:val="24"/>
         </w:rPr>
         <w:t>、</w:t>
       </w:r>
-      <w:hyperlink r:id="rId7" w:history="1">
+      <w:r>
+        <w:rPr>
+          <w:sz w:val="22"/>
+          <w:szCs w:val="24"/>
+        </w:rPr>
+        <w:t>反応性の高</w:t>
+      </w:r>
+      <w:r>
+        <w:rPr>
+          <w:sz w:val="22"/>
+          <w:szCs w:val="24"/>
+        </w:rPr>
+        <w:t>くする</w:t>
+      </w:r>
+      <w:r>
+        <w:rPr>
+          <w:rFonts w:hint="eastAsia"/>
+          <w:sz w:val="22"/>
+          <w:szCs w:val="24"/>
+        </w:rPr>
+        <w:t>ことができる。</w:t>
+      </w:r>
+    </w:p>
+    <w:p>
+      <w:r>
+        <w:object w:dxaOrig="5107" w:dyaOrig="1006" w14:anchorId="4C2AC888">
+          <v:shape id="_x0000_i1028" type="#_x0000_t75" style="width:255.45pt;height:50.1pt" o:ole="">
+            <v:imagedata r:id="rId11" o:title=""/>
+          </v:shape>
+          <o:OLEObject Type="Embed" ProgID="ChemDraw_x64.Document.6.0" ShapeID="_x0000_i1028" DrawAspect="Content" ObjectID="_1839420122" r:id="rId12"/>
+        </w:object>
+      </w:r>
+    </w:p>
+    <w:p>
+      <w:pPr>
+        <w:rPr>
+          <w:sz w:val="22"/>
+          <w:szCs w:val="24"/>
+        </w:rPr>
+      </w:pPr>
+      <w:r>
+        <w:rPr>
+          <w:rFonts w:hint="eastAsia"/>
+          <w:sz w:val="22"/>
+          <w:szCs w:val="24"/>
+        </w:rPr>
+        <w:t xml:space="preserve">(3) </w:t>
+      </w:r>
+      <w:r>
+        <w:rPr>
+          <w:rFonts w:hint="eastAsia"/>
+          <w:sz w:val="22"/>
+          <w:szCs w:val="24"/>
+        </w:rPr>
+        <w:t>アニリンのニトロ化ではアミノ基の電子供与性によりオルトとパラの配座となりパラは一つしかないことからオルト位の化合物が主に生成する。しかしアセトアニリドのニトロ化では</w:t>
+      </w:r>
+      <w:r>
+        <w:rPr>
+          <w:rFonts w:hint="eastAsia"/>
+          <w:sz w:val="22"/>
+          <w:szCs w:val="24"/>
+        </w:rPr>
+        <w:t>-NHCOCH3</w:t>
+      </w:r>
+      <w:r>
+        <w:rPr>
+          <w:rFonts w:hint="eastAsia"/>
+          <w:sz w:val="22"/>
+          <w:szCs w:val="24"/>
+        </w:rPr>
+        <w:t>基の立体障害によりオルト位よりパラ位の</w:t>
+      </w:r>
+      <w:r>
+        <w:rPr>
+          <w:rFonts w:hint="eastAsia"/>
+          <w:sz w:val="22"/>
+          <w:szCs w:val="24"/>
+        </w:rPr>
+        <w:t>方が配位しやすくなるため主に生成するのはパラ位になる。</w:t>
+      </w:r>
+    </w:p>
+    <w:p>
+      <w:pPr>
+        <w:rPr>
+          <w:rFonts w:hint="eastAsia"/>
+          <w:sz w:val="22"/>
+          <w:szCs w:val="24"/>
+        </w:rPr>
+      </w:pPr>
+      <w:r>
+        <w:object w:dxaOrig="5587" w:dyaOrig="1473" w14:anchorId="11D66316">
+          <v:shape id="_x0000_i1029" type="#_x0000_t75" style="width:279.25pt;height:73.9pt" o:ole="">
+            <v:imagedata r:id="rId13" o:title=""/>
+          </v:shape>
+          <o:OLEObject Type="Embed" ProgID="ChemDraw_x64.Document.6.0" ShapeID="_x0000_i1029" DrawAspect="Content" ObjectID="_1839420123" r:id="rId14"/>
+        </w:object>
+      </w:r>
+    </w:p>
+    <w:p>
+      <w:r>
+        <w:object w:dxaOrig="5789" w:dyaOrig="1757" w14:anchorId="5A8C4A6C">
+          <v:shape id="_x0000_i1030" type="#_x0000_t75" style="width:289.25pt;height:87.65pt" o:ole="">
+            <v:imagedata r:id="rId15" o:title=""/>
+          </v:shape>
+          <o:OLEObject Type="Embed" ProgID="ChemDraw_x64.Document.6.0" ShapeID="_x0000_i1030" DrawAspect="Content" ObjectID="_1839420124" r:id="rId16"/>
+        </w:object>
+      </w:r>
+    </w:p>
+    <w:p>
+      <w:r>
+        <w:rPr>
+          <w:rFonts w:hint="eastAsia"/>
+        </w:rPr>
+        <w:t xml:space="preserve">(4) </w:t>
+      </w:r>
+      <w:r>
+        <w:rPr>
+          <w:rFonts w:hint="eastAsia"/>
+        </w:rPr>
+        <w:t>オルト位が少ないのは</w:t>
+      </w:r>
+      <w:r>
+        <w:tab/>
+      </w:r>
+      <w:r>
+        <w:rPr>
+          <w:rFonts w:hint="eastAsia"/>
+        </w:rPr>
+        <w:t>置換基の立体障害により</w:t>
+      </w:r>
+      <w:r>
+        <w:rPr>
+          <w:rFonts w:hint="eastAsia"/>
+        </w:rPr>
+        <w:t>パラ位の方が安定になるため。</w:t>
+      </w:r>
+      <w:r>
+        <w:t>O</w:t>
+      </w:r>
+      <w:r>
+        <w:rPr>
+          <w:rFonts w:hint="eastAsia"/>
+        </w:rPr>
+        <w:t>-</w:t>
+      </w:r>
+      <w:r>
+        <w:rPr>
+          <w:rFonts w:hint="eastAsia"/>
+        </w:rPr>
+        <w:t>ニトロアセトアニリドを作る方法として</w:t>
+      </w:r>
+      <w:r>
+        <w:rPr>
+          <w:rFonts w:hint="eastAsia"/>
+        </w:rPr>
+        <w:t>パラ位を先にスルホン基で保護しニトロを付加することで必ずオルト位になるようにする。</w:t>
+      </w:r>
+    </w:p>
+    <w:p>
+      <w:pPr>
+        <w:rPr>
+          <w:rFonts w:hint="eastAsia"/>
+        </w:rPr>
+      </w:pPr>
+      <w:r>
+        <w:object w:dxaOrig="7461" w:dyaOrig="2062" w14:anchorId="7AF023C0">
+          <v:shape id="_x0000_i1031" type="#_x0000_t75" style="width:373.15pt;height:103.3pt" o:ole="">
+            <v:imagedata r:id="rId17" o:title=""/>
+          </v:shape>
+          <o:OLEObject Type="Embed" ProgID="ChemDraw_x64.Document.6.0" ShapeID="_x0000_i1031" DrawAspect="Content" ObjectID="_1839420125" r:id="rId18"/>
+        </w:object>
+      </w:r>
+    </w:p>
+    <w:p>
+      <w:pPr>
+        <w:rPr>
+          <w:rFonts w:hint="eastAsia"/>
+          <w:sz w:val="22"/>
+        </w:rPr>
+      </w:pPr>
+    </w:p>
+    <w:p>
+      <w:pPr>
+        <w:rPr>
+          <w:sz w:val="22"/>
+        </w:rPr>
+      </w:pPr>
+      <w:r>
+        <w:rPr>
+          <w:rFonts w:hint="eastAsia"/>
+          <w:sz w:val="22"/>
+        </w:rPr>
+        <w:t>7</w:t>
+      </w:r>
+      <w:r>
+        <w:rPr>
+          <w:sz w:val="22"/>
+        </w:rPr>
+        <w:t xml:space="preserve">. </w:t>
+      </w:r>
+      <w:r>
+        <w:rPr>
+          <w:rFonts w:hint="eastAsia"/>
+          <w:sz w:val="22"/>
+        </w:rPr>
+        <w:t>参考文献等</w:t>
+      </w:r>
+    </w:p>
+    <w:p>
+      <w:pPr>
+        <w:rPr>
+          <w:rFonts w:hint="eastAsia"/>
+          <w:sz w:val="22"/>
+          <w:szCs w:val="24"/>
+        </w:rPr>
+      </w:pPr>
+      <w:hyperlink r:id="rId19" w:history="1">
         <w:r>
           <w:rPr>
             <w:rStyle w:val="ae"/>
+            <w:sz w:val="22"/>
+            <w:szCs w:val="24"/>
+          </w:rPr>
+          <w:t>アセチル基とは？アセチル基の性質と構造のまとめ！</w:t>
+        </w:r>
+        <w:r>
+          <w:rPr>
+            <w:rStyle w:val="ae"/>
+            <w:sz w:val="22"/>
+            <w:szCs w:val="24"/>
+          </w:rPr>
+          <w:t xml:space="preserve"> | </w:t>
+        </w:r>
+        <w:r>
+          <w:rPr>
+            <w:rStyle w:val="ae"/>
+            <w:sz w:val="22"/>
+            <w:szCs w:val="24"/>
+          </w:rPr>
+          <w:t>ネット</w:t>
+        </w:r>
+        <w:r>
+          <w:rPr>
+            <w:rStyle w:val="ae"/>
+            <w:sz w:val="22"/>
+            <w:szCs w:val="24"/>
+          </w:rPr>
+          <w:t>de</w:t>
+        </w:r>
+        <w:r>
+          <w:rPr>
+            <w:rStyle w:val="ae"/>
+            <w:sz w:val="22"/>
+            <w:szCs w:val="24"/>
+          </w:rPr>
+          <w:t>カガク</w:t>
+        </w:r>
+      </w:hyperlink>
+      <w:r>
+        <w:rPr>
+          <w:rFonts w:hint="eastAsia"/>
+          <w:sz w:val="22"/>
+          <w:szCs w:val="24"/>
+        </w:rPr>
+        <w:t>、</w:t>
+      </w:r>
+      <w:hyperlink r:id="rId20" w:history="1">
+        <w:r>
+          <w:rPr>
+            <w:rStyle w:val="ae"/>
+            <w:sz w:val="22"/>
+            <w:szCs w:val="24"/>
           </w:rPr>
           <w:t>h</w:t>
         </w:r>
         <w:r>
           <w:rPr>
             <w:rStyle w:val="ae"/>
+            <w:sz w:val="22"/>
+            <w:szCs w:val="24"/>
           </w:rPr>
-          <w:t>ttps://netdekagaku.com/nitration/</w:t>
+          <w:t>ttps://netdekagaku.com/acetylgroup/</w:t>
+        </w:r>
+        <w:r>
+          <w:rPr>
+            <w:rStyle w:val="ae"/>
+            <w:sz w:val="22"/>
+            <w:szCs w:val="24"/>
+          </w:rPr>
+          <w:t>、</w:t>
+        </w:r>
+        <w:r>
+          <w:rPr>
+            <w:rStyle w:val="ae"/>
+            <w:sz w:val="22"/>
+            <w:szCs w:val="24"/>
+          </w:rPr>
+          <w:t>2026/5/4</w:t>
         </w:r>
       </w:hyperlink>
       <w:r>
         <w:rPr>
           <w:rFonts w:hint="eastAsia"/>
-        </w:rPr>
-        <w:t>、</w:t>
-      </w:r>
-      <w:r>
-        <w:rPr>
-          <w:rFonts w:hint="eastAsia"/>
-        </w:rPr>
-        <w:t>2026/5/2</w:t>
+          <w:sz w:val="22"/>
+          <w:szCs w:val="24"/>
+        </w:rPr>
+        <w:t xml:space="preserve"> </w:t>
       </w:r>
     </w:p>
     <w:p>
-      <w:pPr>
-        <w:rPr>
-          <w:sz w:val="22"/>
-        </w:rPr>
-      </w:pPr>
-      <w:r>
-        <w:rPr>
-          <w:rFonts w:hint="eastAsia"/>
-          <w:sz w:val="22"/>
-        </w:rPr>
-        <w:lastRenderedPageBreak/>
-        <w:t>8.</w:t>
-      </w:r>
-      <w:r>
-        <w:rPr>
-          <w:sz w:val="22"/>
-        </w:rPr>
-        <w:t xml:space="preserve"> </w:t>
-      </w:r>
-      <w:r>
-        <w:rPr>
-          <w:rFonts w:hint="eastAsia"/>
-          <w:sz w:val="22"/>
-        </w:rPr>
-        <w:t>実験の感想</w:t>
-      </w:r>
+      <w:r>
+        <w:t>ニトロ化反応の条件とやり方</w:t>
+      </w:r>
+      <w:r>
+        <w:rPr>
+          <w:rFonts w:hint="eastAsia"/>
+        </w:rPr>
+        <w:t>｜ネット</w:t>
+      </w:r>
+      <w:r>
+        <w:rPr>
+          <w:rFonts w:hint="eastAsia"/>
+        </w:rPr>
+        <w:t>de</w:t>
+      </w:r>
+      <w:r>
+        <w:rPr>
+          <w:rFonts w:hint="eastAsia"/>
+        </w:rPr>
+        <w:t>カガク</w:t>
+      </w:r>
+      <w:r>
+        <w:rPr>
+          <w:rFonts w:hint="eastAsia"/>
+        </w:rPr>
+        <w:t>、</w:t>
+      </w:r>
+      <w:hyperlink r:id="rId21" w:history="1">
+        <w:r>
+          <w:rPr>
+            <w:rStyle w:val="ae"/>
+          </w:rPr>
+          <w:t>https://netdekagaku.com/nitration/</w:t>
+        </w:r>
+        <w:r>
+          <w:rPr>
+            <w:rStyle w:val="ae"/>
+          </w:rPr>
+          <w:t>、</w:t>
+        </w:r>
+        <w:r>
+          <w:rPr>
+            <w:rStyle w:val="ae"/>
+          </w:rPr>
+          <w:t>2026/5/2</w:t>
+        </w:r>
+      </w:hyperlink>
     </w:p>
     <w:p>
       <w:pPr>
         <w:rPr>
+          <w:sz w:val="22"/>
+          <w:szCs w:val="24"/>
+        </w:rPr>
+      </w:pPr>
+      <w:hyperlink r:id="rId22" w:history="1">
+        <w:r>
+          <w:rPr>
+            <w:rStyle w:val="ae"/>
+            <w:sz w:val="22"/>
+            <w:szCs w:val="24"/>
+          </w:rPr>
+          <w:t>芳香族化合物の配向性と反応性：オルト・メタ・パラの配向性</w:t>
+        </w:r>
+        <w:r>
+          <w:rPr>
+            <w:rStyle w:val="ae"/>
+            <w:sz w:val="22"/>
+            <w:szCs w:val="24"/>
+          </w:rPr>
+          <w:t xml:space="preserve"> </w:t>
+        </w:r>
+        <w:r>
+          <w:rPr>
+            <w:rStyle w:val="ae"/>
+            <w:sz w:val="22"/>
+            <w:szCs w:val="24"/>
+          </w:rPr>
+          <w:t>｜</w:t>
+        </w:r>
+        <w:r>
+          <w:rPr>
+            <w:rStyle w:val="ae"/>
+            <w:sz w:val="22"/>
+            <w:szCs w:val="24"/>
+          </w:rPr>
+          <w:t xml:space="preserve"> Hatsudy</w:t>
+        </w:r>
+        <w:r>
+          <w:rPr>
+            <w:rStyle w:val="ae"/>
+            <w:sz w:val="22"/>
+            <w:szCs w:val="24"/>
+          </w:rPr>
+          <w:t>：総合学習サイト</w:t>
+        </w:r>
+      </w:hyperlink>
+      <w:r>
+        <w:rPr>
+          <w:rFonts w:hint="eastAsia"/>
+          <w:sz w:val="22"/>
+          <w:szCs w:val="24"/>
+        </w:rPr>
+        <w:t>、</w:t>
+      </w:r>
+      <w:hyperlink r:id="rId23" w:history="1">
+        <w:r>
+          <w:rPr>
+            <w:rStyle w:val="ae"/>
+            <w:sz w:val="22"/>
+            <w:szCs w:val="24"/>
+          </w:rPr>
+          <w:t>h</w:t>
+        </w:r>
+        <w:r>
+          <w:rPr>
+            <w:rStyle w:val="ae"/>
+            <w:sz w:val="22"/>
+            <w:szCs w:val="24"/>
+          </w:rPr>
+          <w:t>ttps://hatsudy.com/jp/orientation.html</w:t>
+        </w:r>
+        <w:r>
+          <w:rPr>
+            <w:rStyle w:val="ae"/>
+            <w:sz w:val="22"/>
+            <w:szCs w:val="24"/>
+          </w:rPr>
+          <w:t>、</w:t>
+        </w:r>
+        <w:r>
+          <w:rPr>
+            <w:rStyle w:val="ae"/>
+            <w:sz w:val="22"/>
+            <w:szCs w:val="24"/>
+          </w:rPr>
+          <w:t>2026/5/4</w:t>
+        </w:r>
+      </w:hyperlink>
+    </w:p>
+    <w:p>
+      <w:pPr>
+        <w:rPr>
+          <w:sz w:val="22"/>
+          <w:szCs w:val="24"/>
+        </w:rPr>
+      </w:pPr>
+      <w:hyperlink r:id="rId24" w:history="1">
+        <w:r>
+          <w:rPr>
+            <w:rStyle w:val="ae"/>
+            <w:sz w:val="22"/>
+            <w:szCs w:val="24"/>
+          </w:rPr>
+          <w:t>【大学の有機化学】芳香</w:t>
+        </w:r>
+        <w:r>
+          <w:rPr>
+            <w:rStyle w:val="ae"/>
+            <w:sz w:val="22"/>
+            <w:szCs w:val="24"/>
+          </w:rPr>
+          <w:t>族</w:t>
+        </w:r>
+        <w:r>
+          <w:rPr>
+            <w:rStyle w:val="ae"/>
+            <w:sz w:val="22"/>
+            <w:szCs w:val="24"/>
+          </w:rPr>
+          <w:t>化合物であるベンゼン置換体の配向性と活性化度について、わかりやすく解説！</w:t>
+        </w:r>
+        <w:r>
+          <w:rPr>
+            <w:rStyle w:val="ae"/>
+            <w:sz w:val="22"/>
+            <w:szCs w:val="24"/>
+          </w:rPr>
+          <w:t xml:space="preserve"> – </w:t>
+        </w:r>
+        <w:r>
+          <w:rPr>
+            <w:rStyle w:val="ae"/>
+            <w:sz w:val="22"/>
+            <w:szCs w:val="24"/>
+          </w:rPr>
+          <w:t>ばけライフ</w:t>
+        </w:r>
+      </w:hyperlink>
+      <w:r>
+        <w:rPr>
+          <w:rFonts w:hint="eastAsia"/>
+          <w:sz w:val="22"/>
+          <w:szCs w:val="24"/>
+        </w:rPr>
+        <w:t>、</w:t>
+      </w:r>
+      <w:hyperlink r:id="rId25" w:history="1">
+        <w:r>
+          <w:rPr>
+            <w:rStyle w:val="ae"/>
+            <w:sz w:val="22"/>
+            <w:szCs w:val="24"/>
+          </w:rPr>
+          <w:t>h</w:t>
+        </w:r>
+        <w:r>
+          <w:rPr>
+            <w:rStyle w:val="ae"/>
+            <w:sz w:val="22"/>
+            <w:szCs w:val="24"/>
+          </w:rPr>
+          <w:t>ttps://nekochem.com/orientation/1854/</w:t>
+        </w:r>
+        <w:r>
+          <w:rPr>
+            <w:rStyle w:val="ae"/>
+            <w:sz w:val="22"/>
+            <w:szCs w:val="24"/>
+          </w:rPr>
+          <w:t>、</w:t>
+        </w:r>
+        <w:r>
+          <w:rPr>
+            <w:rStyle w:val="ae"/>
+            <w:sz w:val="22"/>
+            <w:szCs w:val="24"/>
+          </w:rPr>
+          <w:t>2026/5/4</w:t>
+        </w:r>
+      </w:hyperlink>
+    </w:p>
+    <w:p>
+      <w:pPr>
+        <w:rPr>
+          <w:sz w:val="22"/>
+          <w:szCs w:val="24"/>
+        </w:rPr>
+      </w:pPr>
+      <w:r>
+        <w:rPr>
+          <w:rFonts w:hint="eastAsia"/>
+          <w:sz w:val="22"/>
+          <w:szCs w:val="24"/>
+        </w:rPr>
+        <w:t>ボルハルト・ショアー</w:t>
+      </w:r>
+      <w:r>
+        <w:rPr>
+          <w:rFonts w:hint="eastAsia"/>
+          <w:sz w:val="22"/>
+          <w:szCs w:val="24"/>
+        </w:rPr>
+        <w:t xml:space="preserve"> </w:t>
+      </w:r>
+      <w:r>
+        <w:rPr>
+          <w:rFonts w:hint="eastAsia"/>
+          <w:sz w:val="22"/>
+          <w:szCs w:val="24"/>
+        </w:rPr>
+        <w:t>現代有機化学</w:t>
+      </w:r>
+      <w:r>
+        <w:rPr>
+          <w:rFonts w:hint="eastAsia"/>
+          <w:sz w:val="22"/>
+          <w:szCs w:val="24"/>
+        </w:rPr>
+        <w:t xml:space="preserve"> </w:t>
+      </w:r>
+      <w:r>
+        <w:rPr>
+          <w:rFonts w:hint="eastAsia"/>
+          <w:sz w:val="22"/>
+          <w:szCs w:val="24"/>
+        </w:rPr>
+        <w:t>下、化学同人、</w:t>
+      </w:r>
+      <w:r>
+        <w:rPr>
+          <w:rFonts w:hint="eastAsia"/>
+          <w:sz w:val="22"/>
+          <w:szCs w:val="24"/>
+        </w:rPr>
+        <w:t>2026/2/10</w:t>
+      </w:r>
+    </w:p>
+    <w:p>
+      <w:pPr>
+        <w:rPr>
+          <w:rFonts w:hint="eastAsia"/>
+          <w:sz w:val="22"/>
+          <w:szCs w:val="24"/>
+        </w:rPr>
+      </w:pPr>
+    </w:p>
+    <w:p>
+      <w:pPr>
+        <w:rPr>
+          <w:sz w:val="22"/>
+        </w:rPr>
+      </w:pPr>
+      <w:r>
+        <w:rPr>
+          <w:rFonts w:hint="eastAsia"/>
+          <w:sz w:val="22"/>
+        </w:rPr>
+        <w:t>8.</w:t>
+      </w:r>
+      <w:r>
+        <w:rPr>
+          <w:sz w:val="22"/>
+        </w:rPr>
+        <w:t xml:space="preserve"> </w:t>
+      </w:r>
+      <w:r>
+        <w:rPr>
+          <w:rFonts w:hint="eastAsia"/>
+          <w:sz w:val="22"/>
+        </w:rPr>
+        <w:t>実験の感想</w:t>
+      </w:r>
+    </w:p>
+    <w:p>
+      <w:pPr>
+        <w:rPr>
           <w:color w:val="FF0000"/>
           <w:sz w:val="22"/>
         </w:rPr>
       </w:pPr>
     </w:p>
     <w:sectPr>
-      <w:footerReference w:type="default" r:id="rId8"/>
+      <w:footerReference w:type="default" r:id="rId26"/>
       <w:type w:val="continuous"/>
       <w:pgSz w:w="11906" w:h="16838" w:code="9"/>
       <w:pgMar w:top="851" w:right="1134" w:bottom="851" w:left="1134" w:header="851" w:footer="992" w:gutter="0"/>
@@ -5045,6 +5693,18 @@
       <w:shd w:val="clear" w:color="auto" w:fill="E1DFDD"/>
     </w:rPr>
   </w:style>
+  <w:style w:type="character" w:styleId="af0">
+    <w:name w:val="FollowedHyperlink"/>
+    <w:basedOn w:val="a0"/>
+    <w:uiPriority w:val="99"/>
+    <w:semiHidden/>
+    <w:unhideWhenUsed/>
+    <w:rsid w:val="001838A8"/>
+    <w:rPr>
+      <w:color w:val="954F72" w:themeColor="followedHyperlink"/>
+      <w:u w:val="single"/>
+    </w:rPr>
+  </w:style>
 </w:styles>
 </file>
 
